--- a/Dunking Biscuits in Tea.docx
+++ b/Dunking Biscuits in Tea.docx
@@ -36,6 +36,53 @@
           <w:u w:val="single"/>
         </w:rPr>
         <w:t>Abstract</w:t>
+      </w:r>
+    </w:p>
+    <w:p>
+      <w:pPr>
+        <w:jc w:val="both"/>
+      </w:pPr>
+      <w:r>
+        <w:t xml:space="preserve">The capillary flow behaviour of </w:t>
+      </w:r>
+      <w:r>
+        <w:t xml:space="preserve">Digestive, Hobnob and Rich Tea biscuits were investigated used the Washburn equation and machine learning. </w:t>
+      </w:r>
+      <w:r>
+        <w:t>Effective pore radii</w:t>
+      </w:r>
+      <w:r>
+        <w:t xml:space="preserve"> size</w:t>
+      </w:r>
+      <w:r>
+        <w:t xml:space="preserve"> were found to be </w:t>
+      </w:r>
+      <w:r>
+        <w:t>Digestive &gt; Hobnob &gt; Rich Tea, which was statistically confirmed by the Kruskal Wallis test</w:t>
+      </w:r>
+      <w:r>
+        <w:t>. Machine learning classification models achieved accuracies up to 0.920</w:t>
+      </w:r>
+      <w:r>
+        <w:t xml:space="preserve"> from measured variables alone</w:t>
+      </w:r>
+      <w:r>
+        <w:t xml:space="preserve">, with accuracies rising above 0.95 with the Washburn derived effective pore radius </w:t>
+      </w:r>
+      <w:r>
+        <w:t>included. The Washburn equation also outperformed all machine learning regressors with an R</w:t>
+      </w:r>
+      <w:r>
+        <w:rPr>
+          <w:vertAlign w:val="superscript"/>
+        </w:rPr>
+        <w:t>2</w:t>
+      </w:r>
+      <w:r>
+        <w:t xml:space="preserve"> score of </w:t>
+      </w:r>
+      <w:r>
+        <w:t>0.9994, with all three blind samples successfully identified.</w:t>
       </w:r>
     </w:p>
     <w:p>
@@ -525,7 +572,10 @@
         <w:jc w:val="both"/>
       </w:pPr>
       <w:r>
-        <w:t xml:space="preserve">Three datasets </w:t>
+        <w:t>Five</w:t>
+      </w:r>
+      <w:r>
+        <w:t xml:space="preserve"> datasets </w:t>
       </w:r>
       <w:r>
         <w:t>were experimentally curated</w:t>
@@ -819,7 +869,2626 @@
     <w:p>
       <w:pPr>
         <w:jc w:val="both"/>
-      </w:pPr>
+        <w:rPr>
+          <w:rFonts w:cs="Times New Roman"/>
+        </w:rPr>
+      </w:pPr>
+      <w:r>
+        <w:lastRenderedPageBreak/>
+        <w:t xml:space="preserve">Analysis of the dunking dataset saw that there were no missing values </w:t>
+      </w:r>
+      <w:r>
+        <w:t xml:space="preserve">or duplicate rows, with the 3000 observations split equally </w:t>
+      </w:r>
+      <w:r>
+        <w:t xml:space="preserve">between the biscuit types with 1000 readings for each. </w:t>
+      </w:r>
+      <w:r>
+        <w:t>There were no correlations to be found between any of the variables apart from</w:t>
+      </w:r>
+      <w:r>
+        <w:t xml:space="preserve"> a value of -0.79</w:t>
+      </w:r>
+      <w:r>
+        <w:t xml:space="preserve"> between</w:t>
+      </w:r>
+      <w:r>
+        <w:rPr>
+          <w:i/>
+          <w:iCs/>
+        </w:rPr>
+        <w:t xml:space="preserve"> </w:t>
+      </w:r>
+      <w:r>
+        <w:rPr>
+          <w:i/>
+          <w:iCs/>
+        </w:rPr>
+        <w:t>L</w:t>
+      </w:r>
+      <w:r>
+        <w:t xml:space="preserve"> and </w:t>
+      </w:r>
+      <w:r>
+        <w:rPr>
+          <w:rFonts w:ascii="Times New Roman" w:hAnsi="Times New Roman" w:cs="Times New Roman"/>
+          <w:i/>
+          <w:iCs/>
+        </w:rPr>
+        <w:t>ϕ</w:t>
+      </w:r>
+      <w:r>
+        <w:rPr>
+          <w:rFonts w:cs="Times New Roman"/>
+        </w:rPr>
+        <w:t xml:space="preserve">. </w:t>
+      </w:r>
+      <w:r>
+        <w:rPr>
+          <w:rFonts w:cs="Times New Roman"/>
+        </w:rPr>
+        <w:t>T</w:t>
+      </w:r>
+      <w:r>
+        <w:rPr>
+          <w:rFonts w:cs="Times New Roman"/>
+        </w:rPr>
+        <w:t xml:space="preserve">his is expected from the Washburn equation, </w:t>
+      </w:r>
+      <w:r>
+        <w:rPr>
+          <w:rFonts w:cs="Times New Roman"/>
+        </w:rPr>
+        <w:t xml:space="preserve">as the value of </w:t>
+      </w:r>
+      <w:r>
+        <w:rPr>
+          <w:rFonts w:ascii="Times New Roman" w:hAnsi="Times New Roman" w:cs="Times New Roman"/>
+          <w:i/>
+          <w:iCs/>
+        </w:rPr>
+        <w:t>ϕ</w:t>
+      </w:r>
+      <w:r>
+        <w:rPr>
+          <w:rFonts w:ascii="Times New Roman" w:hAnsi="Times New Roman" w:cs="Times New Roman"/>
+          <w:i/>
+          <w:iCs/>
+        </w:rPr>
+        <w:t xml:space="preserve"> </w:t>
+      </w:r>
+      <w:r>
+        <w:rPr>
+          <w:rFonts w:cs="Times New Roman"/>
+        </w:rPr>
+        <w:t xml:space="preserve">is </w:t>
+      </w:r>
+      <w:r>
+        <w:rPr>
+          <w:rFonts w:cs="Times New Roman"/>
+        </w:rPr>
+        <w:t xml:space="preserve">put in the function of cos, </w:t>
+      </w:r>
+      <w:r>
+        <w:rPr>
+          <w:rFonts w:cs="Times New Roman"/>
+        </w:rPr>
+        <w:t xml:space="preserve">as </w:t>
+      </w:r>
+      <w:r>
+        <w:rPr>
+          <w:rFonts w:cs="Times New Roman"/>
+        </w:rPr>
+        <w:t xml:space="preserve">an increase in this angle will lead to a direct decrease in </w:t>
+      </w:r>
+      <w:r>
+        <w:rPr>
+          <w:rFonts w:cs="Times New Roman"/>
+          <w:i/>
+          <w:iCs/>
+        </w:rPr>
+        <w:t>L</w:t>
+      </w:r>
+      <w:r>
+        <w:rPr>
+          <w:rFonts w:cs="Times New Roman"/>
+        </w:rPr>
+        <w:t xml:space="preserve">. </w:t>
+      </w:r>
+      <w:r>
+        <w:rPr>
+          <w:rFonts w:cs="Times New Roman"/>
+        </w:rPr>
+        <w:t xml:space="preserve">There were </w:t>
+      </w:r>
+      <w:r>
+        <w:rPr>
+          <w:rFonts w:cs="Times New Roman"/>
+        </w:rPr>
+        <w:t xml:space="preserve">11 </w:t>
+      </w:r>
+      <w:r>
+        <w:rPr>
+          <w:rFonts w:cs="Times New Roman"/>
+        </w:rPr>
+        <w:t>readings</w:t>
+      </w:r>
+      <w:r>
+        <w:rPr>
+          <w:rFonts w:cs="Times New Roman"/>
+        </w:rPr>
+        <w:t xml:space="preserve"> of cos(</w:t>
+      </w:r>
+      <w:r>
+        <w:rPr>
+          <w:rFonts w:ascii="Times New Roman" w:hAnsi="Times New Roman" w:cs="Times New Roman"/>
+          <w:i/>
+          <w:iCs/>
+        </w:rPr>
+        <w:t>ϕ</w:t>
+      </w:r>
+      <w:r>
+        <w:rPr>
+          <w:rFonts w:cs="Times New Roman"/>
+        </w:rPr>
+        <w:t>) with a value below 0.001</w:t>
+      </w:r>
+      <w:r>
+        <w:rPr>
+          <w:rFonts w:cs="Times New Roman"/>
+        </w:rPr>
+        <w:t xml:space="preserve">, which could possibly be problematic as unless the measurement </w:t>
+      </w:r>
+      <w:r>
+        <w:rPr>
+          <w:rFonts w:cs="Times New Roman"/>
+        </w:rPr>
+        <w:t xml:space="preserve">of </w:t>
+      </w:r>
+      <w:r>
+        <w:rPr>
+          <w:rFonts w:ascii="Times New Roman" w:hAnsi="Times New Roman" w:cs="Times New Roman"/>
+          <w:i/>
+          <w:iCs/>
+        </w:rPr>
+        <w:t>ϕ</w:t>
+      </w:r>
+      <w:r>
+        <w:rPr>
+          <w:rFonts w:ascii="Times New Roman" w:hAnsi="Times New Roman" w:cs="Times New Roman"/>
+          <w:i/>
+          <w:iCs/>
+        </w:rPr>
+        <w:t xml:space="preserve"> </w:t>
+      </w:r>
+      <w:r>
+        <w:rPr>
+          <w:rFonts w:cs="Times New Roman"/>
+        </w:rPr>
+        <w:t xml:space="preserve">was certainly correct, a small </w:t>
+      </w:r>
+      <w:r>
+        <w:rPr>
+          <w:rFonts w:cs="Times New Roman"/>
+        </w:rPr>
+        <w:t xml:space="preserve">reading error could drastically change the calculation of </w:t>
+      </w:r>
+      <w:r>
+        <w:rPr>
+          <w:rFonts w:cs="Times New Roman"/>
+          <w:i/>
+          <w:iCs/>
+        </w:rPr>
+        <w:t>L</w:t>
+      </w:r>
+      <w:r>
+        <w:rPr>
+          <w:rFonts w:cs="Times New Roman"/>
+        </w:rPr>
+        <w:t xml:space="preserve">. The inclusion of </w:t>
+      </w:r>
+      <w:r>
+        <w:rPr>
+          <w:rFonts w:cs="Times New Roman"/>
+        </w:rPr>
+        <w:t>the cos function also results in a shortcoming of the equation, as it suggests that a biscuit being dunked</w:t>
+      </w:r>
+      <w:r>
+        <w:rPr>
+          <w:rFonts w:cs="Times New Roman"/>
+        </w:rPr>
+        <w:t xml:space="preserve"> with </w:t>
+      </w:r>
+      <w:r>
+        <w:rPr>
+          <w:rFonts w:cs="Times New Roman"/>
+        </w:rPr>
+        <w:t>a contact angle of</w:t>
+      </w:r>
+      <w:r>
+        <w:rPr>
+          <w:rFonts w:cs="Times New Roman"/>
+        </w:rPr>
+        <w:t xml:space="preserve"> 90˚ would result in the </w:t>
+      </w:r>
+      <w:r>
+        <w:rPr>
+          <w:rFonts w:cs="Times New Roman"/>
+        </w:rPr>
+        <w:t>liquid not penetrating the biscuit at all, which is incorrect.</w:t>
+      </w:r>
+    </w:p>
+    <w:p>
+      <w:pPr>
+        <w:jc w:val="both"/>
+        <w:rPr>
+          <w:rFonts w:cs="Times New Roman"/>
+        </w:rPr>
+      </w:pPr>
+      <w:r>
+        <w:rPr>
+          <w:noProof/>
+        </w:rPr>
+        <w:drawing>
+          <wp:anchor distT="0" distB="0" distL="114300" distR="114300" simplePos="0" relativeHeight="251657216" behindDoc="0" locked="0" layoutInCell="1" allowOverlap="1" wp14:anchorId="2139EBF5" wp14:editId="3C2D281A">
+            <wp:simplePos x="0" y="0"/>
+            <wp:positionH relativeFrom="margin">
+              <wp:posOffset>-872490</wp:posOffset>
+            </wp:positionH>
+            <wp:positionV relativeFrom="paragraph">
+              <wp:posOffset>1288661</wp:posOffset>
+            </wp:positionV>
+            <wp:extent cx="7476490" cy="1957705"/>
+            <wp:effectExtent l="0" t="0" r="0" b="4445"/>
+            <wp:wrapTopAndBottom/>
+            <wp:docPr id="1679755575" name="Picture 1"/>
+            <wp:cNvGraphicFramePr>
+              <a:graphicFrameLocks xmlns:a="http://schemas.openxmlformats.org/drawingml/2006/main" noChangeAspect="1"/>
+            </wp:cNvGraphicFramePr>
+            <a:graphic xmlns:a="http://schemas.openxmlformats.org/drawingml/2006/main">
+              <a:graphicData uri="http://schemas.openxmlformats.org/drawingml/2006/picture">
+                <pic:pic xmlns:pic="http://schemas.openxmlformats.org/drawingml/2006/picture">
+                  <pic:nvPicPr>
+                    <pic:cNvPr id="1679755575" name=""/>
+                    <pic:cNvPicPr/>
+                  </pic:nvPicPr>
+                  <pic:blipFill>
+                    <a:blip r:embed="rId5">
+                      <a:extLst>
+                        <a:ext uri="{28A0092B-C50C-407E-A947-70E740481C1C}">
+                          <a14:useLocalDpi xmlns:a14="http://schemas.microsoft.com/office/drawing/2010/main" val="0"/>
+                        </a:ext>
+                      </a:extLst>
+                    </a:blip>
+                    <a:stretch>
+                      <a:fillRect/>
+                    </a:stretch>
+                  </pic:blipFill>
+                  <pic:spPr>
+                    <a:xfrm>
+                      <a:off x="0" y="0"/>
+                      <a:ext cx="7476490" cy="1957705"/>
+                    </a:xfrm>
+                    <a:prstGeom prst="rect">
+                      <a:avLst/>
+                    </a:prstGeom>
+                  </pic:spPr>
+                </pic:pic>
+              </a:graphicData>
+            </a:graphic>
+            <wp14:sizeRelH relativeFrom="margin">
+              <wp14:pctWidth>0</wp14:pctWidth>
+            </wp14:sizeRelH>
+            <wp14:sizeRelV relativeFrom="margin">
+              <wp14:pctHeight>0</wp14:pctHeight>
+            </wp14:sizeRelV>
+          </wp:anchor>
+        </w:drawing>
+      </w:r>
+      <w:r>
+        <w:rPr>
+          <w:rFonts w:cs="Times New Roman"/>
+        </w:rPr>
+        <w:t xml:space="preserve">Plots of </w:t>
+      </w:r>
+      <w:r>
+        <w:rPr>
+          <w:rFonts w:cs="Times New Roman"/>
+        </w:rPr>
+        <w:t xml:space="preserve">measured </w:t>
+      </w:r>
+      <w:r>
+        <w:rPr>
+          <w:rFonts w:cs="Times New Roman"/>
+          <w:i/>
+          <w:iCs/>
+        </w:rPr>
+        <w:t>r</w:t>
+      </w:r>
+      <w:r>
+        <w:rPr>
+          <w:rFonts w:cs="Times New Roman"/>
+        </w:rPr>
+        <w:t xml:space="preserve"> values from the microscopic data (Figure 1</w:t>
+      </w:r>
+      <w:r>
+        <w:rPr>
+          <w:rFonts w:cs="Times New Roman"/>
+        </w:rPr>
+        <w:t xml:space="preserve">) </w:t>
+      </w:r>
+      <w:r>
+        <w:rPr>
+          <w:rFonts w:cs="Times New Roman"/>
+        </w:rPr>
+        <w:t xml:space="preserve">clearly </w:t>
+      </w:r>
+      <w:r>
+        <w:rPr>
+          <w:rFonts w:cs="Times New Roman"/>
+        </w:rPr>
+        <w:t xml:space="preserve">show </w:t>
+      </w:r>
+      <w:r>
+        <w:rPr>
+          <w:rFonts w:cs="Times New Roman"/>
+        </w:rPr>
+        <w:t>three distinct groups</w:t>
+      </w:r>
+      <w:r>
+        <w:rPr>
+          <w:rFonts w:cs="Times New Roman"/>
+        </w:rPr>
+        <w:t xml:space="preserve"> based around the average pore ra</w:t>
+      </w:r>
+      <w:r>
+        <w:rPr>
+          <w:rFonts w:cs="Times New Roman"/>
+        </w:rPr>
+        <w:t xml:space="preserve">dius, with the histogram </w:t>
+      </w:r>
+      <w:r>
+        <w:rPr>
+          <w:rFonts w:cs="Times New Roman"/>
+        </w:rPr>
+        <w:t xml:space="preserve">(Figure 1a) presenting groups </w:t>
+      </w:r>
+      <w:r>
+        <w:rPr>
+          <w:rFonts w:cs="Times New Roman"/>
+        </w:rPr>
+        <w:t xml:space="preserve">around </w:t>
+      </w:r>
+      <w:r>
+        <w:rPr>
+          <w:rFonts w:cs="Times New Roman"/>
+          <w:i/>
+          <w:iCs/>
+        </w:rPr>
+        <w:t>r</w:t>
+      </w:r>
+      <w:r>
+        <w:rPr>
+          <w:rFonts w:cs="Times New Roman"/>
+        </w:rPr>
+        <w:t xml:space="preserve"> values of </w:t>
+      </w:r>
+      <w:r>
+        <w:rPr>
+          <w:rFonts w:cs="Times New Roman"/>
+        </w:rPr>
+        <w:t>3, 5 and 8 x 10</w:t>
+      </w:r>
+      <w:r>
+        <w:rPr>
+          <w:rFonts w:cs="Times New Roman"/>
+          <w:vertAlign w:val="superscript"/>
+        </w:rPr>
+        <w:t>-7</w:t>
+      </w:r>
+      <w:r>
+        <w:rPr>
+          <w:rFonts w:cs="Times New Roman"/>
+        </w:rPr>
+        <w:t xml:space="preserve"> m</w:t>
+      </w:r>
+      <w:r>
+        <w:rPr>
+          <w:rFonts w:cs="Times New Roman"/>
+        </w:rPr>
+        <w:t xml:space="preserve">. This </w:t>
+      </w:r>
+      <w:r>
+        <w:rPr>
+          <w:rFonts w:cs="Times New Roman"/>
+        </w:rPr>
+        <w:t>indicates</w:t>
+      </w:r>
+      <w:r>
+        <w:rPr>
+          <w:rFonts w:cs="Times New Roman"/>
+        </w:rPr>
+        <w:t xml:space="preserve"> </w:t>
+      </w:r>
+      <w:r>
+        <w:rPr>
+          <w:rFonts w:cs="Times New Roman"/>
+        </w:rPr>
+        <w:t>the pore radius may be enough to classify the biscuits on its own</w:t>
+      </w:r>
+      <w:r>
+        <w:rPr>
+          <w:rFonts w:cs="Times New Roman"/>
+        </w:rPr>
+        <w:t>.</w:t>
+      </w:r>
+      <w:r>
+        <w:t xml:space="preserve"> </w:t>
+      </w:r>
+      <w:r>
+        <w:rPr>
+          <w:rFonts w:cs="Times New Roman"/>
+        </w:rPr>
+        <w:t>Both scatter plots</w:t>
+      </w:r>
+      <w:r>
+        <w:rPr>
+          <w:rFonts w:cs="Times New Roman"/>
+        </w:rPr>
+        <w:t xml:space="preserve"> (Figure 1b</w:t>
+      </w:r>
+      <w:r>
+        <w:rPr>
+          <w:rFonts w:cs="Times New Roman"/>
+        </w:rPr>
+        <w:t xml:space="preserve"> &amp; c)</w:t>
+      </w:r>
+      <w:r>
+        <w:rPr>
+          <w:rFonts w:cs="Times New Roman"/>
+        </w:rPr>
+        <w:t xml:space="preserve"> show no significant correlation between </w:t>
+      </w:r>
+      <w:r>
+        <w:rPr>
+          <w:rFonts w:cs="Times New Roman"/>
+          <w:i/>
+          <w:iCs/>
+        </w:rPr>
+        <w:t xml:space="preserve">r </w:t>
+      </w:r>
+      <w:r>
+        <w:rPr>
+          <w:rFonts w:cs="Times New Roman"/>
+        </w:rPr>
+        <w:t xml:space="preserve">and </w:t>
+      </w:r>
+      <w:r>
+        <w:rPr>
+          <w:rFonts w:cs="Times New Roman"/>
+          <w:i/>
+          <w:iCs/>
+        </w:rPr>
+        <w:t xml:space="preserve">L </w:t>
+      </w:r>
+      <w:r>
+        <w:rPr>
+          <w:rFonts w:cs="Times New Roman"/>
+        </w:rPr>
+        <w:t xml:space="preserve">or </w:t>
+      </w:r>
+      <w:r>
+        <w:rPr>
+          <w:rFonts w:cs="Times New Roman"/>
+          <w:i/>
+          <w:iCs/>
+        </w:rPr>
+        <w:t xml:space="preserve">t </w:t>
+      </w:r>
+      <w:r>
+        <w:rPr>
+          <w:rFonts w:cs="Times New Roman"/>
+        </w:rPr>
+        <w:t>individually, however three distinct horizontal bands are visible in each, confirming that the pore radius groupings are independent of both soaking length and time</w:t>
+      </w:r>
+      <w:r>
+        <w:rPr>
+          <w:rFonts w:cs="Times New Roman"/>
+        </w:rPr>
+        <w:t xml:space="preserve">. It does show however in Figure 1b that </w:t>
+      </w:r>
+      <w:r>
+        <w:rPr>
+          <w:rFonts w:cs="Times New Roman"/>
+        </w:rPr>
+        <w:t xml:space="preserve">higher values of </w:t>
+      </w:r>
+      <w:r>
+        <w:rPr>
+          <w:rFonts w:cs="Times New Roman"/>
+          <w:i/>
+          <w:iCs/>
+        </w:rPr>
+        <w:t>L</w:t>
+      </w:r>
+      <w:r>
+        <w:rPr>
+          <w:rFonts w:cs="Times New Roman"/>
+        </w:rPr>
+        <w:t xml:space="preserve"> are attainable with a larger pore radius.</w:t>
+      </w:r>
+    </w:p>
+    <w:p>
+      <w:pPr>
+        <w:jc w:val="center"/>
+      </w:pPr>
+      <w:r>
+        <w:rPr>
+          <w:noProof/>
+        </w:rPr>
+        <mc:AlternateContent>
+          <mc:Choice Requires="wpg">
+            <w:drawing>
+              <wp:anchor distT="0" distB="0" distL="114300" distR="114300" simplePos="0" relativeHeight="251659264" behindDoc="0" locked="0" layoutInCell="1" allowOverlap="1" wp14:anchorId="653561DD" wp14:editId="7DE8A711">
+                <wp:simplePos x="0" y="0"/>
+                <wp:positionH relativeFrom="column">
+                  <wp:posOffset>2706329</wp:posOffset>
+                </wp:positionH>
+                <wp:positionV relativeFrom="paragraph">
+                  <wp:posOffset>2248146</wp:posOffset>
+                </wp:positionV>
+                <wp:extent cx="3929564" cy="3023091"/>
+                <wp:effectExtent l="0" t="0" r="0" b="6350"/>
+                <wp:wrapSquare wrapText="bothSides"/>
+                <wp:docPr id="504451229" name="Group 2"/>
+                <wp:cNvGraphicFramePr/>
+                <a:graphic xmlns:a="http://schemas.openxmlformats.org/drawingml/2006/main">
+                  <a:graphicData uri="http://schemas.microsoft.com/office/word/2010/wordprocessingGroup">
+                    <wpg:wgp>
+                      <wpg:cNvGrpSpPr/>
+                      <wpg:grpSpPr>
+                        <a:xfrm>
+                          <a:off x="0" y="0"/>
+                          <a:ext cx="3929564" cy="3023091"/>
+                          <a:chOff x="0" y="0"/>
+                          <a:chExt cx="3929564" cy="3023091"/>
+                        </a:xfrm>
+                      </wpg:grpSpPr>
+                      <wps:wsp>
+                        <wps:cNvPr id="394775716" name="Text Box 1"/>
+                        <wps:cNvSpPr txBox="1"/>
+                        <wps:spPr>
+                          <a:xfrm>
+                            <a:off x="51619" y="2728451"/>
+                            <a:ext cx="3877945" cy="294640"/>
+                          </a:xfrm>
+                          <a:prstGeom prst="rect">
+                            <a:avLst/>
+                          </a:prstGeom>
+                          <a:solidFill>
+                            <a:schemeClr val="lt1"/>
+                          </a:solidFill>
+                          <a:ln w="6350">
+                            <a:noFill/>
+                          </a:ln>
+                        </wps:spPr>
+                        <wps:txbx>
+                          <w:txbxContent>
+                            <w:p>
+                              <w:pPr>
+                                <w:jc w:val="both"/>
+                              </w:pPr>
+                              <w:r>
+                                <w:t xml:space="preserve">Figure 2: </w:t>
+                              </w:r>
+                              <w:r>
+                                <w:t>Distance tea has travelled over time for blind samples</w:t>
+                              </w:r>
+                            </w:p>
+                          </w:txbxContent>
+                        </wps:txbx>
+                        <wps:bodyPr rot="0" spcFirstLastPara="0" vertOverflow="overflow" horzOverflow="overflow" vert="horz" wrap="square" lIns="91440" tIns="45720" rIns="91440" bIns="45720" numCol="1" spcCol="0" rtlCol="0" fromWordArt="0" anchor="t" anchorCtr="0" forceAA="0" compatLnSpc="1">
+                          <a:prstTxWarp prst="textNoShape">
+                            <a:avLst/>
+                          </a:prstTxWarp>
+                          <a:noAutofit/>
+                        </wps:bodyPr>
+                      </wps:wsp>
+                      <pic:pic xmlns:pic="http://schemas.openxmlformats.org/drawingml/2006/picture">
+                        <pic:nvPicPr>
+                          <pic:cNvPr id="142173391" name="Picture 1"/>
+                          <pic:cNvPicPr>
+                            <a:picLocks noChangeAspect="1"/>
+                          </pic:cNvPicPr>
+                        </pic:nvPicPr>
+                        <pic:blipFill>
+                          <a:blip r:embed="rId6">
+                            <a:extLst>
+                              <a:ext uri="{28A0092B-C50C-407E-A947-70E740481C1C}">
+                                <a14:useLocalDpi xmlns:a14="http://schemas.microsoft.com/office/drawing/2010/main" val="0"/>
+                              </a:ext>
+                            </a:extLst>
+                          </a:blip>
+                          <a:stretch>
+                            <a:fillRect/>
+                          </a:stretch>
+                        </pic:blipFill>
+                        <pic:spPr>
+                          <a:xfrm>
+                            <a:off x="0" y="0"/>
+                            <a:ext cx="3771900" cy="2817495"/>
+                          </a:xfrm>
+                          <a:prstGeom prst="rect">
+                            <a:avLst/>
+                          </a:prstGeom>
+                        </pic:spPr>
+                      </pic:pic>
+                    </wpg:wgp>
+                  </a:graphicData>
+                </a:graphic>
+              </wp:anchor>
+            </w:drawing>
+          </mc:Choice>
+          <mc:Fallback>
+            <w:pict>
+              <v:group w14:anchorId="653561DD" id="Group 2" o:spid="_x0000_s1026" style="position:absolute;left:0;text-align:left;margin-left:213.1pt;margin-top:177pt;width:309.4pt;height:238.05pt;z-index:251659264" coordsize="39295,30230" o:gfxdata="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">
+                <v:shapetype id="_x0000_t202" coordsize="21600,21600" o:spt="202" path="m,l,21600r21600,l21600,xe">
+                  <v:stroke joinstyle="miter"/>
+                  <v:path gradientshapeok="t" o:connecttype="rect"/>
+                </v:shapetype>
+                <v:shape id="Text Box 1" o:spid="_x0000_s1027" type="#_x0000_t202" style="position:absolute;left:516;top:27284;width:38779;height:2946;visibility:visible;mso-wrap-style:square;v-text-anchor:top" o:gfxdata="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" fillcolor="white [3201]" stroked="f" strokeweight=".5pt">
+                  <v:textbox>
+                    <w:txbxContent>
+                      <w:p>
+                        <w:pPr>
+                          <w:jc w:val="both"/>
+                        </w:pPr>
+                        <w:r>
+                          <w:t xml:space="preserve">Figure 2: </w:t>
+                        </w:r>
+                        <w:r>
+                          <w:t>Distance tea has travelled over time for blind samples</w:t>
+                        </w:r>
+                      </w:p>
+                    </w:txbxContent>
+                  </v:textbox>
+                </v:shape>
+                <v:shapetype id="_x0000_t75" coordsize="21600,21600" o:spt="75" o:preferrelative="t" path="m@4@5l@4@11@9@11@9@5xe" filled="f" stroked="f">
+                  <v:stroke joinstyle="miter"/>
+                  <v:formulas>
+                    <v:f eqn="if lineDrawn pixelLineWidth 0"/>
+                    <v:f eqn="sum @0 1 0"/>
+                    <v:f eqn="sum 0 0 @1"/>
+                    <v:f eqn="prod @2 1 2"/>
+                    <v:f eqn="prod @3 21600 pixelWidth"/>
+                    <v:f eqn="prod @3 21600 pixelHeight"/>
+                    <v:f eqn="sum @0 0 1"/>
+                    <v:f eqn="prod @6 1 2"/>
+                    <v:f eqn="prod @7 21600 pixelWidth"/>
+                    <v:f eqn="sum @8 21600 0"/>
+                    <v:f eqn="prod @7 21600 pixelHeight"/>
+                    <v:f eqn="sum @10 21600 0"/>
+                  </v:formulas>
+                  <v:path o:extrusionok="f" gradientshapeok="t" o:connecttype="rect"/>
+                  <o:lock v:ext="edit" aspectratio="t"/>
+                </v:shapetype>
+                <v:shape id="Picture 1" o:spid="_x0000_s1028" type="#_x0000_t75" style="position:absolute;width:37719;height:28174;visibility:visible;mso-wrap-style:square" o:gfxdata="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">
+                  <v:imagedata r:id="rId7" o:title=""/>
+                </v:shape>
+                <w10:wrap type="square"/>
+              </v:group>
+            </w:pict>
+          </mc:Fallback>
+        </mc:AlternateContent>
+      </w:r>
+      <w:r>
+        <w:t xml:space="preserve">Figure 1: </w:t>
+      </w:r>
+      <w:r>
+        <w:t xml:space="preserve">Plots of measured </w:t>
+      </w:r>
+      <w:r>
+        <w:rPr>
+          <w:i/>
+          <w:iCs/>
+        </w:rPr>
+        <w:t>r</w:t>
+      </w:r>
+      <w:r>
+        <w:t xml:space="preserve"> values from the microscopy data</w:t>
+      </w:r>
+      <w:r>
+        <w:t xml:space="preserve">. (a) Distribution </w:t>
+      </w:r>
+      <w:r>
+        <w:t xml:space="preserve">histogram </w:t>
+      </w:r>
+      <w:r>
+        <w:t xml:space="preserve">of </w:t>
+      </w:r>
+      <w:r>
+        <w:t xml:space="preserve">pore radius (b) </w:t>
+      </w:r>
+      <w:r>
+        <w:rPr>
+          <w:i/>
+          <w:iCs/>
+        </w:rPr>
+        <w:t>r</w:t>
+      </w:r>
+      <w:r>
+        <w:t xml:space="preserve"> vs </w:t>
+      </w:r>
+      <w:r>
+        <w:rPr>
+          <w:i/>
+          <w:iCs/>
+        </w:rPr>
+        <w:t>L</w:t>
+      </w:r>
+      <w:r>
+        <w:t xml:space="preserve"> </w:t>
+      </w:r>
+      <w:r>
+        <w:t xml:space="preserve">scatter plot </w:t>
+      </w:r>
+      <w:r>
+        <w:t xml:space="preserve">(c) </w:t>
+      </w:r>
+      <w:r>
+        <w:rPr>
+          <w:i/>
+          <w:iCs/>
+        </w:rPr>
+        <w:t>r</w:t>
+      </w:r>
+      <w:r>
+        <w:t xml:space="preserve"> vs </w:t>
+      </w:r>
+      <w:r>
+        <w:rPr>
+          <w:i/>
+          <w:iCs/>
+        </w:rPr>
+        <w:t>t</w:t>
+      </w:r>
+      <w:r>
+        <w:rPr>
+          <w:i/>
+          <w:iCs/>
+        </w:rPr>
+        <w:t xml:space="preserve"> </w:t>
+      </w:r>
+      <w:r>
+        <w:t>scatter plot</w:t>
+      </w:r>
+    </w:p>
+    <w:p>
+      <w:pPr>
+        <w:jc w:val="both"/>
+      </w:pPr>
+      <w:r>
+        <w:t xml:space="preserve">The time resolved data plots </w:t>
+      </w:r>
+      <w:r>
+        <w:t xml:space="preserve">in Figure 2 </w:t>
+      </w:r>
+      <w:r>
+        <w:t>clearly show three separate curves with each being a different type of biscuit</w:t>
+      </w:r>
+      <w:r>
+        <w:t xml:space="preserve">. This suggests that each </w:t>
+      </w:r>
+      <w:r>
+        <w:t>biscuit type has a distinct pore radius to each other</w:t>
+      </w:r>
+      <w:r>
+        <w:t>, as all other variables stay consistent, and that the blind samples a</w:t>
+      </w:r>
+      <w:r>
+        <w:t>re identifiable from their capillary flow behaviour.</w:t>
+      </w:r>
+    </w:p>
+    <w:p>
+      <w:pPr>
+        <w:jc w:val="both"/>
+      </w:pPr>
+      <w:r>
+        <w:t>I</w:t>
+      </w:r>
+      <w:r>
+        <w:t xml:space="preserve">nverting the Washburn equation to calculate </w:t>
+      </w:r>
+      <w:r>
+        <w:t>the effective</w:t>
+      </w:r>
+      <w:r>
+        <w:rPr>
+          <w:i/>
+          <w:iCs/>
+        </w:rPr>
+        <w:t xml:space="preserve"> r</w:t>
+      </w:r>
+      <w:r>
+        <w:t xml:space="preserve"> value, </w:t>
+      </w:r>
+      <w:proofErr w:type="spellStart"/>
+      <w:r>
+        <w:t>r_eff</w:t>
+      </w:r>
+      <w:proofErr w:type="spellEnd"/>
+      <w:r>
+        <w:t xml:space="preserve">, </w:t>
+      </w:r>
+      <w:r>
+        <w:t>from the dunking data</w:t>
+      </w:r>
+      <w:r>
+        <w:t xml:space="preserve"> </w:t>
+      </w:r>
+      <w:r>
+        <w:t>distinctly separates the data into three main groups</w:t>
+      </w:r>
+      <w:r>
+        <w:t>, with an ordering in pore radius of Digestive &gt; Hobnob &gt; Rich Tea</w:t>
+      </w:r>
+      <w:r>
+        <w:t xml:space="preserve"> (</w:t>
+      </w:r>
+      <w:r>
+        <w:t xml:space="preserve">Figure </w:t>
+      </w:r>
+      <w:r>
+        <w:t>3</w:t>
+      </w:r>
+      <w:r>
+        <w:t>)</w:t>
+      </w:r>
+      <w:r>
+        <w:t xml:space="preserve">. </w:t>
+      </w:r>
+      <w:r>
+        <w:t xml:space="preserve">Digestives </w:t>
+      </w:r>
+      <w:r>
+        <w:t>s</w:t>
+      </w:r>
+      <w:r>
+        <w:t xml:space="preserve">howed no outliers, with their </w:t>
+      </w:r>
+      <w:proofErr w:type="spellStart"/>
+      <w:r>
+        <w:t>r_eff</w:t>
+      </w:r>
+      <w:proofErr w:type="spellEnd"/>
+      <w:r>
+        <w:t xml:space="preserve"> values spread relatively evenly across a compact </w:t>
+      </w:r>
+      <w:r>
+        <w:lastRenderedPageBreak/>
+        <w:t>range centred a</w:t>
+      </w:r>
+      <w:r>
+        <w:t>t</w:t>
+      </w:r>
+      <w:r>
+        <w:t xml:space="preserve"> 8.0</w:t>
+      </w:r>
+      <w:r>
+        <w:t>2</w:t>
+      </w:r>
+      <w:r>
+        <w:t xml:space="preserve"> </w:t>
+      </w:r>
+      <w:r>
+        <w:t>x</w:t>
+      </w:r>
+      <w:r>
+        <w:t xml:space="preserve"> </w:t>
+      </w:r>
+      <w:r>
+        <w:t>10</w:t>
+      </w:r>
+      <w:r>
+        <w:rPr>
+          <w:vertAlign w:val="superscript"/>
+        </w:rPr>
+        <w:t>-7</w:t>
+      </w:r>
+      <w:r>
+        <w:rPr>
+          <w:rFonts w:ascii="Cambria Math" w:hAnsi="Cambria Math" w:cs="Cambria Math"/>
+        </w:rPr>
+        <w:t xml:space="preserve"> </w:t>
+      </w:r>
+      <w:r>
+        <w:t>m</w:t>
+      </w:r>
+      <w:r>
+        <w:t>.</w:t>
+      </w:r>
+      <w:r>
+        <w:t xml:space="preserve"> R</w:t>
+      </w:r>
+      <w:r>
+        <w:t>ich Tea biscuits, despite having a similarly compact range, showed a small number of outliers at the extremes</w:t>
+      </w:r>
+      <w:r>
+        <w:t xml:space="preserve"> </w:t>
+      </w:r>
+      <w:r>
+        <w:t xml:space="preserve">due to their distribution being tightly concentrated around the mean </w:t>
+      </w:r>
+      <w:r>
+        <w:t>at 3.02 x 10</w:t>
+      </w:r>
+      <w:r>
+        <w:rPr>
+          <w:vertAlign w:val="superscript"/>
+        </w:rPr>
+        <w:t>-7</w:t>
+      </w:r>
+      <w:r>
+        <w:t xml:space="preserve"> </w:t>
+      </w:r>
+      <w:r>
+        <w:t>m</w:t>
+      </w:r>
+      <w:r>
+        <w:t xml:space="preserve">. Hobnobs showed the highest number of outliers </w:t>
+      </w:r>
+      <w:r>
+        <w:t xml:space="preserve">due to their </w:t>
+      </w:r>
+      <w:r>
+        <w:t>intermediate pore radius of 5.00 x 10</w:t>
+      </w:r>
+      <w:r>
+        <w:rPr>
+          <w:vertAlign w:val="superscript"/>
+        </w:rPr>
+        <w:t>-7</w:t>
+      </w:r>
+      <w:r>
+        <w:t xml:space="preserve"> </w:t>
+      </w:r>
+      <w:r>
+        <w:t xml:space="preserve">m </w:t>
+      </w:r>
+      <w:r>
+        <w:t xml:space="preserve">with a much </w:t>
+      </w:r>
+      <w:r>
+        <w:t xml:space="preserve">wider spread of radius size, giving overlaps with both Digestives and </w:t>
+      </w:r>
+      <w:r>
+        <w:t>Rich Tea distributions at the extremes.</w:t>
+      </w:r>
+    </w:p>
+    <w:p>
+      <w:pPr>
+        <w:jc w:val="both"/>
+      </w:pPr>
+      <w:r>
+        <w:t xml:space="preserve">The Kruskal Wallis test, which </w:t>
+      </w:r>
+      <w:r>
+        <w:t>is a non</w:t>
+      </w:r>
+      <w:r>
+        <w:t xml:space="preserve">-parametric </w:t>
+      </w:r>
+      <w:r>
+        <w:t xml:space="preserve">test that </w:t>
+      </w:r>
+      <w:r>
+        <w:t>ranks all</w:t>
+      </w:r>
+      <w:r>
+        <w:t xml:space="preserve"> observations and checks whether </w:t>
+      </w:r>
+      <w:r>
+        <w:t>the groups occupy significantly different regions of the ranking</w:t>
+      </w:r>
+      <w:r>
+        <w:t xml:space="preserve">, gave H = 2616.57 with p </w:t>
+      </w:r>
+      <w:r>
+        <w:t>= 0</w:t>
+      </w:r>
+      <w:r>
+        <w:t>.</w:t>
+      </w:r>
+      <w:r>
+        <w:fldChar w:fldCharType="begin"/>
+      </w:r>
+      <w:r>
+        <w:instrText xml:space="preserve"> ADDIN EN.CITE &lt;EndNote&gt;&lt;Cite&gt;&lt;Author&gt;Kruskal&lt;/Author&gt;&lt;Year&gt;1952&lt;/Year&gt;&lt;RecNum&gt;129&lt;/RecNum&gt;&lt;DisplayText&gt;&lt;style face="superscript"&gt;3&lt;/style&gt;&lt;/DisplayText&gt;&lt;record&gt;&lt;rec-number&gt;129&lt;/rec-number&gt;&lt;foreign-keys&gt;&lt;key app="EN" db-id="vxxrf9fd3z9zvhedt04pr09tfp952wfrxr92" timestamp="1777121160"&gt;129&lt;/key&gt;&lt;/foreign-keys&gt;&lt;ref-type name="Journal Article"&gt;17&lt;/ref-type&gt;&lt;contributors&gt;&lt;authors&gt;&lt;author&gt;Kruskal, William H.&lt;/author&gt;&lt;author&gt;Wallis, W. Allen&lt;/author&gt;&lt;/authors&gt;&lt;/contributors&gt;&lt;titles&gt;&lt;title&gt;Use of Ranks in One-Criterion Variance Analysis&lt;/title&gt;&lt;secondary-title&gt;Journal of the American Statistical Association&lt;/secondary-title&gt;&lt;/titles&gt;&lt;periodical&gt;&lt;full-title&gt;Journal of the American Statistical Association&lt;/full-title&gt;&lt;/periodical&gt;&lt;pages&gt;583-621&lt;/pages&gt;&lt;volume&gt;47&lt;/volume&gt;&lt;number&gt;260&lt;/number&gt;&lt;dates&gt;&lt;year&gt;1952&lt;/year&gt;&lt;/dates&gt;&lt;publisher&gt;[American Statistical Association, Taylor &amp;amp; Francis, Ltd.]&lt;/publisher&gt;&lt;isbn&gt;01621459, 1537274X&lt;/isbn&gt;&lt;urls&gt;&lt;related-urls&gt;&lt;url&gt;http://www.jstor.org/stable/2280779&lt;/url&gt;&lt;/related-urls&gt;&lt;/urls&gt;&lt;custom1&gt;Full publication date: Dec., 1952&lt;/custom1&gt;&lt;electronic-resource-num&gt;10.2307/2280779&lt;/electronic-resource-num&gt;&lt;remote-database-name&gt;JSTOR&lt;/remote-database-name&gt;&lt;access-date&gt;2026/04/25/&lt;/access-date&gt;&lt;/record&gt;&lt;/Cite&gt;&lt;/EndNote&gt;</w:instrText>
+      </w:r>
+      <w:r>
+        <w:fldChar w:fldCharType="separate"/>
+      </w:r>
+      <w:r>
+        <w:rPr>
+          <w:noProof/>
+          <w:vertAlign w:val="superscript"/>
+        </w:rPr>
+        <w:t>3</w:t>
+      </w:r>
+      <w:r>
+        <w:fldChar w:fldCharType="end"/>
+      </w:r>
+      <w:r>
+        <w:t xml:space="preserve"> </w:t>
+      </w:r>
+      <w:r>
+        <w:t xml:space="preserve">This </w:t>
+      </w:r>
+      <w:r>
+        <w:t xml:space="preserve">H score </w:t>
+      </w:r>
+      <w:r>
+        <w:t>is far past the critical region for X</w:t>
+      </w:r>
+      <w:r>
+        <w:rPr>
+          <w:vertAlign w:val="superscript"/>
+        </w:rPr>
+        <w:t>2</w:t>
+      </w:r>
+      <w:r>
+        <w:t xml:space="preserve"> of 9.21</w:t>
+      </w:r>
+      <w:r>
+        <w:t xml:space="preserve"> at the 1% significance level</w:t>
+      </w:r>
+      <w:r>
+        <w:t xml:space="preserve">, </w:t>
+      </w:r>
+      <w:r>
+        <w:t xml:space="preserve">which provides significant evidence that the three </w:t>
+      </w:r>
+      <w:r>
+        <w:t>pore radius distributions are not drawn from the same population.</w:t>
+      </w:r>
+      <w:r>
+        <w:fldChar w:fldCharType="begin"/>
+      </w:r>
+      <w:r>
+        <w:instrText xml:space="preserve"> ADDIN EN.CITE &lt;EndNote&gt;&lt;Cite ExcludeYear="1"&gt;&lt;Author&gt;NIST&lt;/Author&gt;&lt;RecNum&gt;130&lt;/RecNum&gt;&lt;DisplayText&gt;&lt;style face="superscript"&gt;4&lt;/style&gt;&lt;/DisplayText&gt;&lt;record&gt;&lt;rec-number&gt;130&lt;/rec-number&gt;&lt;foreign-keys&gt;&lt;key app="EN" db-id="vxxrf9fd3z9zvhedt04pr09tfp952wfrxr92" timestamp="1777121353"&gt;130&lt;/key&gt;&lt;/foreign-keys&gt;&lt;ref-type name="Web Page"&gt;12&lt;/ref-type&gt;&lt;contributors&gt;&lt;authors&gt;&lt;author&gt;NIST&lt;/author&gt;&lt;/authors&gt;&lt;/contributors&gt;&lt;titles&gt;&lt;title&gt;Critical Values of the Chi-Square Distribution&lt;/title&gt;&lt;/titles&gt;&lt;volume&gt;2026&lt;/volume&gt;&lt;number&gt;April &lt;/number&gt;&lt;dates&gt;&lt;/dates&gt;&lt;urls&gt;&lt;related-urls&gt;&lt;url&gt;https://www.itl.nist.gov/div898/handbook/eda/section3/eda3674.htm&lt;/url&gt;&lt;/related-urls&gt;&lt;/urls&gt;&lt;/record&gt;&lt;/Cite&gt;&lt;/EndNote&gt;</w:instrText>
+      </w:r>
+      <w:r>
+        <w:fldChar w:fldCharType="separate"/>
+      </w:r>
+      <w:r>
+        <w:rPr>
+          <w:noProof/>
+          <w:vertAlign w:val="superscript"/>
+        </w:rPr>
+        <w:t>4</w:t>
+      </w:r>
+      <w:r>
+        <w:fldChar w:fldCharType="end"/>
+      </w:r>
+      <w:r>
+        <w:t xml:space="preserve"> </w:t>
+      </w:r>
+      <w:r>
+        <w:t xml:space="preserve">To ensure </w:t>
+      </w:r>
+      <w:r>
+        <w:t xml:space="preserve">the separation was not driven by a single outlying biscuit, </w:t>
+      </w:r>
+      <w:r>
+        <w:t>a Dunn’s post-hoc test confirmed that all three pairwise biscuit comparisons were statistically significant.</w:t>
+      </w:r>
+      <w:r>
+        <w:fldChar w:fldCharType="begin"/>
+      </w:r>
+      <w:r>
+        <w:instrText xml:space="preserve"> ADDIN EN.CITE &lt;EndNote&gt;&lt;Cite&gt;&lt;Author&gt;Dunn&lt;/Author&gt;&lt;Year&gt;1964&lt;/Year&gt;&lt;RecNum&gt;131&lt;/RecNum&gt;&lt;DisplayText&gt;&lt;style face="superscript"&gt;5&lt;/style&gt;&lt;/DisplayText&gt;&lt;record&gt;&lt;rec-number&gt;131&lt;/rec-number&gt;&lt;foreign-keys&gt;&lt;key app="EN" db-id="vxxrf9fd3z9zvhedt04pr09tfp952wfrxr92" timestamp="1777125906"&gt;131&lt;/key&gt;&lt;/foreign-keys&gt;&lt;ref-type name="Journal Article"&gt;17&lt;/ref-type&gt;&lt;contributors&gt;&lt;authors&gt;&lt;author&gt;Dunn, Olive Jean&lt;/author&gt;&lt;/authors&gt;&lt;/contributors&gt;&lt;titles&gt;&lt;title&gt;Multiple Comparisons Using Rank Sums&lt;/title&gt;&lt;secondary-title&gt;Technometrics&lt;/secondary-title&gt;&lt;/titles&gt;&lt;periodical&gt;&lt;full-title&gt;Technometrics&lt;/full-title&gt;&lt;/periodical&gt;&lt;pages&gt;241-252&lt;/pages&gt;&lt;volume&gt;6&lt;/volume&gt;&lt;number&gt;3&lt;/number&gt;&lt;dates&gt;&lt;year&gt;1964&lt;/year&gt;&lt;/dates&gt;&lt;publisher&gt;[Taylor &amp;amp; Francis, Ltd., American Statistical Association, American Society for Quality]&lt;/publisher&gt;&lt;isbn&gt;00401706&lt;/isbn&gt;&lt;urls&gt;&lt;related-urls&gt;&lt;url&gt;http://www.jstor.org/stable/1266041&lt;/url&gt;&lt;/related-urls&gt;&lt;/urls&gt;&lt;custom1&gt;Full publication date: Aug., 1964&lt;/custom1&gt;&lt;electronic-resource-num&gt;10.2307/1266041&lt;/electronic-resource-num&gt;&lt;remote-database-name&gt;JSTOR&lt;/remote-database-name&gt;&lt;access-date&gt;2026/04/25/&lt;/access-date&gt;&lt;/record&gt;&lt;/Cite&gt;&lt;/EndNote&gt;</w:instrText>
+      </w:r>
+      <w:r>
+        <w:fldChar w:fldCharType="separate"/>
+      </w:r>
+      <w:r>
+        <w:rPr>
+          <w:noProof/>
+          <w:vertAlign w:val="superscript"/>
+        </w:rPr>
+        <w:t>5</w:t>
+      </w:r>
+      <w:r>
+        <w:fldChar w:fldCharType="end"/>
+      </w:r>
+    </w:p>
+    <w:p>
+      <w:pPr>
+        <w:jc w:val="center"/>
+      </w:pPr>
+      <w:r>
+        <w:rPr>
+          <w:noProof/>
+        </w:rPr>
+        <w:drawing>
+          <wp:anchor distT="0" distB="0" distL="114300" distR="114300" simplePos="0" relativeHeight="251660288" behindDoc="0" locked="0" layoutInCell="1" allowOverlap="1" wp14:anchorId="10B7D6DB" wp14:editId="4165017B">
+            <wp:simplePos x="0" y="0"/>
+            <wp:positionH relativeFrom="margin">
+              <wp:posOffset>-213852</wp:posOffset>
+            </wp:positionH>
+            <wp:positionV relativeFrom="paragraph">
+              <wp:posOffset>0</wp:posOffset>
+            </wp:positionV>
+            <wp:extent cx="6295927" cy="2220943"/>
+            <wp:effectExtent l="0" t="0" r="0" b="8255"/>
+            <wp:wrapTopAndBottom/>
+            <wp:docPr id="103643785" name="Picture 1"/>
+            <wp:cNvGraphicFramePr>
+              <a:graphicFrameLocks xmlns:a="http://schemas.openxmlformats.org/drawingml/2006/main" noChangeAspect="1"/>
+            </wp:cNvGraphicFramePr>
+            <a:graphic xmlns:a="http://schemas.openxmlformats.org/drawingml/2006/main">
+              <a:graphicData uri="http://schemas.openxmlformats.org/drawingml/2006/picture">
+                <pic:pic xmlns:pic="http://schemas.openxmlformats.org/drawingml/2006/picture">
+                  <pic:nvPicPr>
+                    <pic:cNvPr id="103643785" name=""/>
+                    <pic:cNvPicPr/>
+                  </pic:nvPicPr>
+                  <pic:blipFill>
+                    <a:blip r:embed="rId8">
+                      <a:extLst>
+                        <a:ext uri="{28A0092B-C50C-407E-A947-70E740481C1C}">
+                          <a14:useLocalDpi xmlns:a14="http://schemas.microsoft.com/office/drawing/2010/main" val="0"/>
+                        </a:ext>
+                      </a:extLst>
+                    </a:blip>
+                    <a:stretch>
+                      <a:fillRect/>
+                    </a:stretch>
+                  </pic:blipFill>
+                  <pic:spPr>
+                    <a:xfrm>
+                      <a:off x="0" y="0"/>
+                      <a:ext cx="6295927" cy="2220943"/>
+                    </a:xfrm>
+                    <a:prstGeom prst="rect">
+                      <a:avLst/>
+                    </a:prstGeom>
+                  </pic:spPr>
+                </pic:pic>
+              </a:graphicData>
+            </a:graphic>
+            <wp14:sizeRelH relativeFrom="margin">
+              <wp14:pctWidth>0</wp14:pctWidth>
+            </wp14:sizeRelH>
+            <wp14:sizeRelV relativeFrom="margin">
+              <wp14:pctHeight>0</wp14:pctHeight>
+            </wp14:sizeRelV>
+          </wp:anchor>
+        </w:drawing>
+      </w:r>
+      <w:r>
+        <w:t xml:space="preserve">Figure 3: </w:t>
+      </w:r>
+      <w:r>
+        <w:t>E</w:t>
+      </w:r>
+      <w:r>
+        <w:t xml:space="preserve">ffective </w:t>
+      </w:r>
+      <w:r>
+        <w:t xml:space="preserve">pore radius </w:t>
+      </w:r>
+      <w:r>
+        <w:t>distributions</w:t>
+      </w:r>
+      <w:r>
+        <w:t xml:space="preserve"> (a) </w:t>
+      </w:r>
+      <w:r>
+        <w:t>boxplot and (b) histogram</w:t>
+      </w:r>
+      <w:r>
+        <w:t xml:space="preserve"> for each biscuit type</w:t>
+      </w:r>
+      <w:r>
+        <w:t xml:space="preserve"> calculated</w:t>
+      </w:r>
+      <w:r>
+        <w:t xml:space="preserve"> from the Washburn equation. </w:t>
+      </w:r>
+    </w:p>
+    <w:p>
+      <w:pPr>
+        <w:jc w:val="both"/>
+        <w:rPr>
+          <w:rFonts w:cs="Times New Roman"/>
+        </w:rPr>
+      </w:pPr>
+      <w:r>
+        <w:t xml:space="preserve">Figure 4 summarises the </w:t>
+      </w:r>
+      <w:r>
+        <w:t xml:space="preserve">accuracy of all </w:t>
+      </w:r>
+      <w:r>
+        <w:t xml:space="preserve">classification </w:t>
+      </w:r>
+      <w:r>
+        <w:t xml:space="preserve">models tested. </w:t>
+      </w:r>
+      <w:r>
+        <w:t>From the models tested</w:t>
+      </w:r>
+      <w:r>
+        <w:t xml:space="preserve"> </w:t>
+      </w:r>
+      <w:r>
+        <w:t xml:space="preserve">using an 80/20 train test split </w:t>
+      </w:r>
+      <w:r>
+        <w:t xml:space="preserve">where only the measured </w:t>
+      </w:r>
+      <w:r>
+        <w:rPr>
+          <w:i/>
+          <w:iCs/>
+        </w:rPr>
+        <w:t>L</w:t>
+      </w:r>
+      <w:r>
+        <w:t xml:space="preserve">, </w:t>
+      </w:r>
+      <w:r>
+        <w:rPr>
+          <w:rFonts w:ascii="Times New Roman" w:hAnsi="Times New Roman" w:cs="Times New Roman"/>
+          <w:i/>
+          <w:iCs/>
+        </w:rPr>
+        <w:t>γ</w:t>
+      </w:r>
+      <w:r>
+        <w:t>,</w:t>
+      </w:r>
+      <w:r>
+        <w:rPr>
+          <w:i/>
+          <w:iCs/>
+        </w:rPr>
+        <w:t xml:space="preserve"> t</w:t>
+      </w:r>
+      <w:r>
+        <w:t>,</w:t>
+      </w:r>
+      <w:r>
+        <w:rPr>
+          <w:i/>
+          <w:iCs/>
+        </w:rPr>
+        <w:t xml:space="preserve"> </w:t>
+      </w:r>
+      <w:r>
+        <w:rPr>
+          <w:rFonts w:ascii="Times New Roman" w:hAnsi="Times New Roman" w:cs="Times New Roman"/>
+          <w:i/>
+          <w:iCs/>
+        </w:rPr>
+        <w:t>ϕ</w:t>
+      </w:r>
+      <w:r>
+        <w:t xml:space="preserve"> and </w:t>
+      </w:r>
+      <w:r>
+        <w:rPr>
+          <w:rFonts w:ascii="Times New Roman" w:hAnsi="Times New Roman" w:cs="Times New Roman"/>
+          <w:i/>
+          <w:iCs/>
+        </w:rPr>
+        <w:t>η</w:t>
+      </w:r>
+      <w:r>
+        <w:rPr>
+          <w:rFonts w:ascii="Times New Roman" w:hAnsi="Times New Roman" w:cs="Times New Roman"/>
+          <w:i/>
+          <w:iCs/>
+        </w:rPr>
+        <w:t xml:space="preserve"> </w:t>
+      </w:r>
+      <w:r>
+        <w:rPr>
+          <w:rFonts w:cs="Times New Roman"/>
+        </w:rPr>
+        <w:t xml:space="preserve">variables </w:t>
+      </w:r>
+      <w:r>
+        <w:rPr>
+          <w:rFonts w:cs="Times New Roman"/>
+        </w:rPr>
+        <w:t>of</w:t>
+      </w:r>
+      <w:r>
+        <w:rPr>
+          <w:rFonts w:cs="Times New Roman"/>
+        </w:rPr>
+        <w:t xml:space="preserve"> the dunking data were </w:t>
+      </w:r>
+      <w:r>
+        <w:rPr>
+          <w:rFonts w:cs="Times New Roman"/>
+        </w:rPr>
+        <w:t>u</w:t>
+      </w:r>
+      <w:r>
+        <w:rPr>
+          <w:rFonts w:cs="Times New Roman"/>
+        </w:rPr>
+        <w:t xml:space="preserve">sed, it can be seen that </w:t>
+      </w:r>
+      <w:r>
+        <w:rPr>
+          <w:rFonts w:cs="Times New Roman"/>
+        </w:rPr>
+        <w:t xml:space="preserve">the machine learning models achieved accuracies </w:t>
+      </w:r>
+      <w:r>
+        <w:rPr>
+          <w:rFonts w:cs="Times New Roman"/>
+        </w:rPr>
+        <w:t xml:space="preserve">from </w:t>
+      </w:r>
+      <w:r>
+        <w:rPr>
+          <w:rFonts w:cs="Times New Roman"/>
+        </w:rPr>
+        <w:t>the lowest</w:t>
+      </w:r>
+      <w:r>
+        <w:rPr>
+          <w:rFonts w:cs="Times New Roman"/>
+        </w:rPr>
+        <w:t xml:space="preserve"> score of </w:t>
+      </w:r>
+      <w:r>
+        <w:rPr>
+          <w:rFonts w:cs="Times New Roman"/>
+        </w:rPr>
+        <w:t xml:space="preserve">0.752 </w:t>
+      </w:r>
+      <w:r>
+        <w:rPr>
+          <w:rFonts w:cs="Times New Roman"/>
+        </w:rPr>
+        <w:t xml:space="preserve">from </w:t>
+      </w:r>
+      <w:r>
+        <w:rPr>
+          <w:rFonts w:cs="Times New Roman"/>
+        </w:rPr>
+        <w:t>logistic regression</w:t>
+      </w:r>
+      <w:r>
+        <w:rPr>
+          <w:rFonts w:cs="Times New Roman"/>
+        </w:rPr>
+        <w:t xml:space="preserve"> which is expected due to the non linear </w:t>
+      </w:r>
+      <w:r>
+        <w:rPr>
+          <w:rFonts w:cs="Times New Roman"/>
+        </w:rPr>
+        <w:t xml:space="preserve">relationship between variables, </w:t>
+      </w:r>
+      <w:r>
+        <w:rPr>
+          <w:rFonts w:cs="Times New Roman"/>
+        </w:rPr>
+        <w:t xml:space="preserve"> to</w:t>
+      </w:r>
+      <w:r>
+        <w:rPr>
+          <w:rFonts w:cs="Times New Roman"/>
+        </w:rPr>
+        <w:t xml:space="preserve"> an accuracy </w:t>
+      </w:r>
+      <w:r>
+        <w:rPr>
+          <w:rFonts w:cs="Times New Roman"/>
+        </w:rPr>
+        <w:t xml:space="preserve">of </w:t>
+      </w:r>
+      <w:r>
+        <w:rPr>
+          <w:rFonts w:cs="Times New Roman"/>
+        </w:rPr>
+        <w:t xml:space="preserve">0.893 </w:t>
+      </w:r>
+      <w:r>
+        <w:rPr>
+          <w:rFonts w:cs="Times New Roman"/>
+        </w:rPr>
+        <w:t xml:space="preserve">from </w:t>
+      </w:r>
+      <w:r>
+        <w:rPr>
+          <w:rFonts w:cs="Times New Roman"/>
+        </w:rPr>
+        <w:t>a support vector machine (SVM)</w:t>
+      </w:r>
+      <w:r>
+        <w:rPr>
+          <w:rFonts w:cs="Times New Roman"/>
+        </w:rPr>
+        <w:t>. A multilayer perceptron</w:t>
+      </w:r>
+      <w:r>
+        <w:rPr>
+          <w:rFonts w:cs="Times New Roman"/>
+        </w:rPr>
+        <w:t xml:space="preserve"> (MLP)</w:t>
+      </w:r>
+      <w:r>
+        <w:rPr>
+          <w:rFonts w:cs="Times New Roman"/>
+        </w:rPr>
+        <w:t xml:space="preserve"> neural network</w:t>
+      </w:r>
+      <w:r>
+        <w:rPr>
+          <w:rFonts w:cs="Times New Roman"/>
+        </w:rPr>
+        <w:t>, trained over 80 epochs</w:t>
+      </w:r>
+      <w:r>
+        <w:rPr>
+          <w:rFonts w:cs="Times New Roman"/>
+        </w:rPr>
+        <w:t xml:space="preserve"> with two hidden layers</w:t>
+      </w:r>
+      <w:r>
+        <w:rPr>
+          <w:rFonts w:cs="Times New Roman"/>
+        </w:rPr>
+        <w:t xml:space="preserve"> and </w:t>
+      </w:r>
+      <w:proofErr w:type="spellStart"/>
+      <w:r>
+        <w:rPr>
+          <w:rFonts w:cs="Times New Roman"/>
+        </w:rPr>
+        <w:t>ReLU</w:t>
+      </w:r>
+      <w:proofErr w:type="spellEnd"/>
+      <w:r>
+        <w:rPr>
+          <w:rFonts w:cs="Times New Roman"/>
+        </w:rPr>
+        <w:t xml:space="preserve"> acti</w:t>
+      </w:r>
+      <w:r>
+        <w:rPr>
+          <w:rFonts w:cs="Times New Roman"/>
+        </w:rPr>
+        <w:t>vations,</w:t>
+      </w:r>
+      <w:r>
+        <w:rPr>
+          <w:rFonts w:cs="Times New Roman"/>
+        </w:rPr>
+        <w:t xml:space="preserve"> surpassed these score</w:t>
+      </w:r>
+      <w:r>
+        <w:rPr>
+          <w:rFonts w:cs="Times New Roman"/>
+        </w:rPr>
+        <w:t>s</w:t>
+      </w:r>
+      <w:r>
+        <w:rPr>
+          <w:rFonts w:cs="Times New Roman"/>
+        </w:rPr>
+        <w:t xml:space="preserve"> however </w:t>
+      </w:r>
+      <w:r>
+        <w:rPr>
+          <w:rFonts w:cs="Times New Roman"/>
+        </w:rPr>
+        <w:t>with an accuracy of 0.9</w:t>
+      </w:r>
+      <w:r>
+        <w:rPr>
+          <w:rFonts w:cs="Times New Roman"/>
+        </w:rPr>
+        <w:t>20</w:t>
+      </w:r>
+      <w:r>
+        <w:rPr>
+          <w:rFonts w:cs="Times New Roman"/>
+        </w:rPr>
+        <w:t xml:space="preserve">, which shows the non linear </w:t>
+      </w:r>
+      <w:r>
+        <w:rPr>
+          <w:rFonts w:cs="Times New Roman"/>
+        </w:rPr>
+        <w:t xml:space="preserve">capacity of the neural network is beneficial. </w:t>
+      </w:r>
+      <w:r>
+        <w:rPr>
+          <w:rFonts w:cs="Times New Roman"/>
+        </w:rPr>
+        <w:t>A convolut</w:t>
+      </w:r>
+      <w:r>
+        <w:rPr>
+          <w:rFonts w:cs="Times New Roman"/>
+        </w:rPr>
+        <w:t>ional</w:t>
+      </w:r>
+      <w:r>
+        <w:rPr>
+          <w:rFonts w:cs="Times New Roman"/>
+        </w:rPr>
+        <w:t xml:space="preserve"> (CNN) or </w:t>
+      </w:r>
+      <w:r>
+        <w:rPr>
+          <w:rFonts w:cs="Times New Roman"/>
+        </w:rPr>
+        <w:t xml:space="preserve">recurrent (RNN) neural network were not considered </w:t>
+      </w:r>
+      <w:r>
+        <w:rPr>
+          <w:rFonts w:cs="Times New Roman"/>
+        </w:rPr>
+        <w:t xml:space="preserve">due to being suited to spatially structured or </w:t>
+      </w:r>
+      <w:r>
+        <w:rPr>
+          <w:rFonts w:cs="Times New Roman"/>
+        </w:rPr>
+        <w:t>sequential data.</w:t>
+      </w:r>
+      <w:r>
+        <w:rPr>
+          <w:rFonts w:cs="Times New Roman"/>
+        </w:rPr>
+        <w:fldChar w:fldCharType="begin"/>
+      </w:r>
+      <w:r>
+        <w:rPr>
+          <w:rFonts w:cs="Times New Roman"/>
+        </w:rPr>
+        <w:instrText xml:space="preserve"> ADDIN EN.CITE &lt;EndNote&gt;&lt;Cite&gt;&lt;Author&gt;Goodfellow&lt;/Author&gt;&lt;Year&gt;2016&lt;/Year&gt;&lt;RecNum&gt;132&lt;/RecNum&gt;&lt;DisplayText&gt;&lt;style face="superscript"&gt;6&lt;/style&gt;&lt;/DisplayText&gt;&lt;record&gt;&lt;rec-number&gt;132&lt;/rec-number&gt;&lt;foreign-keys&gt;&lt;key app="EN" db-id="vxxrf9fd3z9zvhedt04pr09tfp952wfrxr92" timestamp="1777136984"&gt;132&lt;/key&gt;&lt;/foreign-keys&gt;&lt;ref-type name="Book"&gt;6&lt;/ref-type&gt;&lt;contributors&gt;&lt;authors&gt;&lt;author&gt;Goodfellow, Ian&lt;/author&gt;&lt;author&gt;Bengio, Yoshua&lt;/author&gt;&lt;author&gt;Courville, Aaron&lt;/author&gt;&lt;/authors&gt;&lt;/contributors&gt;&lt;titles&gt;&lt;title&gt;Deep learning&lt;/title&gt;&lt;secondary-title&gt;Adaptive computation and machine learning&lt;/secondary-title&gt;&lt;/titles&gt;&lt;keywords&gt;&lt;keyword&gt;Deep learning (Machine learning)&lt;/keyword&gt;&lt;keyword&gt;Pattern perception&lt;/keyword&gt;&lt;keyword&gt;Adaptive behaviour -- Artificial intelligence -- Computer science&lt;/keyword&gt;&lt;keyword&gt;Machine learning&lt;/keyword&gt;&lt;/keywords&gt;&lt;dates&gt;&lt;year&gt;2016&lt;/year&gt;&lt;/dates&gt;&lt;pub-location&gt;Cambridge, Massachusetts ;&lt;/pub-location&gt;&lt;publisher&gt;The MIT Press&lt;/publisher&gt;&lt;isbn&gt;9780262035613&lt;/isbn&gt;&lt;urls&gt;&lt;/urls&gt;&lt;/record&gt;&lt;/Cite&gt;&lt;/EndNote&gt;</w:instrText>
+      </w:r>
+      <w:r>
+        <w:rPr>
+          <w:rFonts w:cs="Times New Roman"/>
+        </w:rPr>
+        <w:fldChar w:fldCharType="separate"/>
+      </w:r>
+      <w:r>
+        <w:rPr>
+          <w:rFonts w:cs="Times New Roman"/>
+          <w:noProof/>
+          <w:vertAlign w:val="superscript"/>
+        </w:rPr>
+        <w:t>6</w:t>
+      </w:r>
+      <w:r>
+        <w:rPr>
+          <w:rFonts w:cs="Times New Roman"/>
+        </w:rPr>
+        <w:fldChar w:fldCharType="end"/>
+      </w:r>
+      <w:r>
+        <w:rPr>
+          <w:rFonts w:cs="Times New Roman"/>
+        </w:rPr>
+        <w:t xml:space="preserve"> </w:t>
+      </w:r>
+      <w:r>
+        <w:rPr>
+          <w:rFonts w:cs="Times New Roman"/>
+        </w:rPr>
+        <w:t>For all of these models the Hobnob was the hardest biscuit to classify</w:t>
+      </w:r>
+      <w:r>
+        <w:rPr>
+          <w:rFonts w:cs="Times New Roman"/>
+        </w:rPr>
+        <w:t xml:space="preserve"> with the lowest F1 scores, but this was expected </w:t>
+      </w:r>
+      <w:r>
+        <w:rPr>
+          <w:rFonts w:cs="Times New Roman"/>
+        </w:rPr>
+        <w:t xml:space="preserve">due to reasons previously explained with its </w:t>
+      </w:r>
+      <w:r>
+        <w:rPr>
+          <w:rFonts w:cs="Times New Roman"/>
+        </w:rPr>
+        <w:t>pore radius lying in between the other two biscuits.</w:t>
+      </w:r>
+      <w:r>
+        <w:rPr>
+          <w:rFonts w:cs="Times New Roman"/>
+        </w:rPr>
+        <w:t xml:space="preserve"> </w:t>
+      </w:r>
+    </w:p>
+    <w:p>
+      <w:pPr>
+        <w:jc w:val="both"/>
+        <w:rPr>
+          <w:rFonts w:cs="Times New Roman"/>
+        </w:rPr>
+      </w:pPr>
+      <w:r>
+        <w:rPr>
+          <w:rFonts w:cs="Times New Roman"/>
+        </w:rPr>
+        <w:t xml:space="preserve">From using </w:t>
+      </w:r>
+      <w:r>
+        <w:rPr>
+          <w:rFonts w:cs="Times New Roman"/>
+        </w:rPr>
+        <w:t xml:space="preserve">the Washburn equation to calculate </w:t>
+      </w:r>
+      <w:proofErr w:type="spellStart"/>
+      <w:r>
+        <w:rPr>
+          <w:rFonts w:cs="Times New Roman"/>
+        </w:rPr>
+        <w:t>r_eff</w:t>
+      </w:r>
+      <w:proofErr w:type="spellEnd"/>
+      <w:r>
+        <w:rPr>
+          <w:rFonts w:cs="Times New Roman"/>
+        </w:rPr>
+        <w:t xml:space="preserve"> for each sam</w:t>
+      </w:r>
+      <w:r>
+        <w:rPr>
+          <w:rFonts w:cs="Times New Roman"/>
+        </w:rPr>
+        <w:t>ple</w:t>
+      </w:r>
+      <w:r>
+        <w:rPr>
+          <w:rFonts w:cs="Times New Roman"/>
+        </w:rPr>
+        <w:t xml:space="preserve"> and assigning it </w:t>
+      </w:r>
+      <w:r>
+        <w:rPr>
+          <w:rFonts w:cs="Times New Roman"/>
+        </w:rPr>
+        <w:t>to the biscuit class with the closest mean pore radius</w:t>
+      </w:r>
+      <w:r>
+        <w:rPr>
+          <w:rFonts w:cs="Times New Roman"/>
+        </w:rPr>
+        <w:t xml:space="preserve"> </w:t>
+      </w:r>
+      <w:r>
+        <w:rPr>
+          <w:rFonts w:cs="Times New Roman"/>
+        </w:rPr>
+        <w:t xml:space="preserve">derived from an 80% training set, a </w:t>
+      </w:r>
+      <w:r>
+        <w:rPr>
+          <w:rFonts w:cs="Times New Roman"/>
+        </w:rPr>
+        <w:t xml:space="preserve">zero parameter Washburn nearest mean classifier </w:t>
+      </w:r>
+      <w:r>
+        <w:rPr>
+          <w:rFonts w:cs="Times New Roman"/>
+        </w:rPr>
+        <w:t xml:space="preserve">achieved an accuracy of 0.953 on the same 20% test set. This shows that the </w:t>
+      </w:r>
+      <w:r>
+        <w:rPr>
+          <w:rFonts w:cs="Times New Roman"/>
+        </w:rPr>
+        <w:t xml:space="preserve">Washburn equation actually outperforms the machine learning models in </w:t>
+      </w:r>
+      <w:r>
+        <w:rPr>
+          <w:rFonts w:cs="Times New Roman"/>
+        </w:rPr>
+        <w:t>classifying the biscuit type.</w:t>
+      </w:r>
+    </w:p>
+    <w:p>
+      <w:pPr>
+        <w:jc w:val="both"/>
+        <w:rPr>
+          <w:rFonts w:cs="Times New Roman"/>
+        </w:rPr>
+      </w:pPr>
+      <w:r>
+        <w:rPr>
+          <w:rFonts w:cs="Times New Roman"/>
+        </w:rPr>
+        <w:t xml:space="preserve">From </w:t>
+      </w:r>
+      <w:r>
+        <w:rPr>
+          <w:rFonts w:cs="Times New Roman"/>
+        </w:rPr>
+        <w:t>retraining</w:t>
+      </w:r>
+      <w:r>
+        <w:rPr>
+          <w:rFonts w:cs="Times New Roman"/>
+        </w:rPr>
+        <w:t xml:space="preserve"> all the machine learning models previously </w:t>
+      </w:r>
+      <w:r>
+        <w:rPr>
+          <w:rFonts w:cs="Times New Roman"/>
+        </w:rPr>
+        <w:t>used</w:t>
+      </w:r>
+      <w:r>
+        <w:rPr>
+          <w:rFonts w:cs="Times New Roman"/>
+        </w:rPr>
+        <w:t>, but including the</w:t>
+      </w:r>
+      <w:r>
+        <w:rPr>
+          <w:rFonts w:cs="Times New Roman"/>
+        </w:rPr>
+        <w:t xml:space="preserve"> additional</w:t>
+      </w:r>
+      <w:r>
+        <w:rPr>
+          <w:rFonts w:cs="Times New Roman"/>
+        </w:rPr>
+        <w:t xml:space="preserve"> variable </w:t>
+      </w:r>
+      <w:proofErr w:type="spellStart"/>
+      <w:r>
+        <w:rPr>
+          <w:rFonts w:cs="Times New Roman"/>
+        </w:rPr>
+        <w:t>r_eff</w:t>
+      </w:r>
+      <w:proofErr w:type="spellEnd"/>
+      <w:r>
+        <w:rPr>
+          <w:rFonts w:cs="Times New Roman"/>
+        </w:rPr>
+        <w:t xml:space="preserve">, </w:t>
+      </w:r>
+      <w:r>
+        <w:rPr>
+          <w:rFonts w:cs="Times New Roman"/>
+        </w:rPr>
+        <w:t xml:space="preserve">accuracies for all models improved </w:t>
+      </w:r>
+      <w:r>
+        <w:rPr>
+          <w:rFonts w:cs="Times New Roman"/>
+        </w:rPr>
+        <w:t>drastically with all achieving accuracies above 0.95</w:t>
+      </w:r>
+      <w:r>
+        <w:rPr>
+          <w:rFonts w:cs="Times New Roman"/>
+        </w:rPr>
+        <w:t xml:space="preserve">. This highlighted the importance of </w:t>
+      </w:r>
+      <w:r>
+        <w:rPr>
+          <w:rFonts w:cs="Times New Roman"/>
+        </w:rPr>
+        <w:t>this effective pore radius variable in classification.</w:t>
+      </w:r>
+      <w:r>
+        <w:rPr>
+          <w:rFonts w:cs="Times New Roman"/>
+        </w:rPr>
+        <w:t xml:space="preserve"> </w:t>
+      </w:r>
+      <w:r>
+        <w:rPr>
+          <w:rFonts w:cs="Times New Roman"/>
+        </w:rPr>
+        <w:lastRenderedPageBreak/>
+        <w:t>Almost all models correctly assigned 200/200 Digestive biscuits</w:t>
+      </w:r>
+      <w:r>
+        <w:rPr>
+          <w:rFonts w:cs="Times New Roman"/>
+        </w:rPr>
+        <w:t xml:space="preserve">, and there was significant improvement in the assigning of the Hobnob biscuits. The MLP also converges significantly faster </w:t>
+      </w:r>
+      <w:r>
+        <w:rPr>
+          <w:rFonts w:cs="Times New Roman"/>
+        </w:rPr>
+        <w:t xml:space="preserve">and to a higher accuracy, with train and test accuracy reaching </w:t>
+      </w:r>
+      <w:r>
+        <w:rPr>
+          <w:rFonts w:cs="Times New Roman"/>
+        </w:rPr>
+        <w:t>around 0.95 by 10 epochs, with the previous achieving around 90 after 20-30.</w:t>
+      </w:r>
+    </w:p>
+    <w:p>
+      <w:pPr>
+        <w:jc w:val="center"/>
+        <w:rPr>
+          <w:rFonts w:cs="Times New Roman"/>
+        </w:rPr>
+      </w:pPr>
+      <w:r>
+        <w:rPr>
+          <w:rFonts w:cs="Times New Roman"/>
+          <w:noProof/>
+        </w:rPr>
+        <w:drawing>
+          <wp:anchor distT="0" distB="0" distL="114300" distR="114300" simplePos="0" relativeHeight="251661312" behindDoc="0" locked="0" layoutInCell="1" allowOverlap="1" wp14:anchorId="663D058A" wp14:editId="76F28560">
+            <wp:simplePos x="0" y="0"/>
+            <wp:positionH relativeFrom="margin">
+              <wp:align>center</wp:align>
+            </wp:positionH>
+            <wp:positionV relativeFrom="paragraph">
+              <wp:posOffset>0</wp:posOffset>
+            </wp:positionV>
+            <wp:extent cx="5882005" cy="2918460"/>
+            <wp:effectExtent l="0" t="0" r="4445" b="0"/>
+            <wp:wrapTopAndBottom/>
+            <wp:docPr id="247759976" name="Picture 1"/>
+            <wp:cNvGraphicFramePr>
+              <a:graphicFrameLocks xmlns:a="http://schemas.openxmlformats.org/drawingml/2006/main" noChangeAspect="1"/>
+            </wp:cNvGraphicFramePr>
+            <a:graphic xmlns:a="http://schemas.openxmlformats.org/drawingml/2006/main">
+              <a:graphicData uri="http://schemas.openxmlformats.org/drawingml/2006/picture">
+                <pic:pic xmlns:pic="http://schemas.openxmlformats.org/drawingml/2006/picture">
+                  <pic:nvPicPr>
+                    <pic:cNvPr id="247759976" name=""/>
+                    <pic:cNvPicPr/>
+                  </pic:nvPicPr>
+                  <pic:blipFill>
+                    <a:blip r:embed="rId9">
+                      <a:extLst>
+                        <a:ext uri="{28A0092B-C50C-407E-A947-70E740481C1C}">
+                          <a14:useLocalDpi xmlns:a14="http://schemas.microsoft.com/office/drawing/2010/main" val="0"/>
+                        </a:ext>
+                      </a:extLst>
+                    </a:blip>
+                    <a:stretch>
+                      <a:fillRect/>
+                    </a:stretch>
+                  </pic:blipFill>
+                  <pic:spPr>
+                    <a:xfrm>
+                      <a:off x="0" y="0"/>
+                      <a:ext cx="5882005" cy="2918460"/>
+                    </a:xfrm>
+                    <a:prstGeom prst="rect">
+                      <a:avLst/>
+                    </a:prstGeom>
+                  </pic:spPr>
+                </pic:pic>
+              </a:graphicData>
+            </a:graphic>
+            <wp14:sizeRelH relativeFrom="margin">
+              <wp14:pctWidth>0</wp14:pctWidth>
+            </wp14:sizeRelH>
+            <wp14:sizeRelV relativeFrom="margin">
+              <wp14:pctHeight>0</wp14:pctHeight>
+            </wp14:sizeRelV>
+          </wp:anchor>
+        </w:drawing>
+      </w:r>
+      <w:r>
+        <w:rPr>
+          <w:rFonts w:cs="Times New Roman"/>
+        </w:rPr>
+        <w:t xml:space="preserve">Figure 4: Classification accuracy of all </w:t>
+      </w:r>
+      <w:r>
+        <w:rPr>
+          <w:rFonts w:cs="Times New Roman"/>
+        </w:rPr>
+        <w:t>machine learning and physics based approaches.</w:t>
+      </w:r>
+    </w:p>
+    <w:p>
+      <w:pPr>
+        <w:jc w:val="both"/>
+        <w:rPr>
+          <w:rFonts w:cs="Times New Roman"/>
+        </w:rPr>
+      </w:pPr>
+      <w:r>
+        <w:rPr>
+          <w:rFonts w:cs="Times New Roman"/>
+        </w:rPr>
+        <w:t xml:space="preserve">Five regression models </w:t>
+      </w:r>
+      <w:r>
+        <w:rPr>
+          <w:rFonts w:cs="Times New Roman"/>
+        </w:rPr>
+        <w:t>were compared to see their ability to predict the soaking length</w:t>
+      </w:r>
+      <w:r>
+        <w:rPr>
+          <w:rFonts w:cs="Times New Roman"/>
+        </w:rPr>
+        <w:t xml:space="preserve"> using the microscopy dataset, which contains </w:t>
+      </w:r>
+      <w:r>
+        <w:rPr>
+          <w:rFonts w:cs="Times New Roman"/>
+        </w:rPr>
+        <w:t xml:space="preserve">independently measured </w:t>
+      </w:r>
+      <w:r>
+        <w:rPr>
+          <w:rFonts w:cs="Times New Roman"/>
+          <w:i/>
+          <w:iCs/>
+        </w:rPr>
+        <w:t>r</w:t>
+      </w:r>
+      <w:r>
+        <w:rPr>
+          <w:rFonts w:cs="Times New Roman"/>
+        </w:rPr>
+        <w:t xml:space="preserve">. The </w:t>
+      </w:r>
+      <w:r>
+        <w:rPr>
+          <w:rFonts w:cs="Times New Roman"/>
+        </w:rPr>
+        <w:t xml:space="preserve">Washburn equation </w:t>
+      </w:r>
+      <w:r>
+        <w:rPr>
+          <w:rFonts w:cs="Times New Roman"/>
+        </w:rPr>
+        <w:t>achieved the highest R</w:t>
+      </w:r>
+      <w:r>
+        <w:rPr>
+          <w:rFonts w:cs="Times New Roman"/>
+          <w:vertAlign w:val="superscript"/>
+        </w:rPr>
+        <w:t>2</w:t>
+      </w:r>
+      <w:r>
+        <w:rPr>
+          <w:rFonts w:cs="Times New Roman"/>
+        </w:rPr>
+        <w:t xml:space="preserve"> score of 0.9994 with a RMSE of </w:t>
+      </w:r>
+      <w:r>
+        <w:rPr>
+          <w:rFonts w:cs="Times New Roman"/>
+        </w:rPr>
+        <w:t>6.43 x 10</w:t>
+      </w:r>
+      <w:r>
+        <w:rPr>
+          <w:rFonts w:cs="Times New Roman"/>
+          <w:vertAlign w:val="superscript"/>
+        </w:rPr>
+        <w:t>-5</w:t>
+      </w:r>
+      <w:r>
+        <w:rPr>
+          <w:rFonts w:cs="Times New Roman"/>
+        </w:rPr>
+        <w:t xml:space="preserve"> m, which completely outperforms all </w:t>
+      </w:r>
+      <w:r>
+        <w:rPr>
+          <w:rFonts w:cs="Times New Roman"/>
+        </w:rPr>
+        <w:t>ML regressors including polynomial regression (R</w:t>
+      </w:r>
+      <w:r>
+        <w:rPr>
+          <w:rFonts w:cs="Times New Roman"/>
+          <w:vertAlign w:val="superscript"/>
+        </w:rPr>
+        <w:t>2</w:t>
+      </w:r>
+      <w:r>
+        <w:rPr>
+          <w:rFonts w:cs="Times New Roman"/>
+        </w:rPr>
+        <w:t xml:space="preserve"> = </w:t>
+      </w:r>
+      <w:r>
+        <w:rPr>
+          <w:rFonts w:cs="Times New Roman"/>
+        </w:rPr>
+        <w:t>0.988), SVR (R</w:t>
+      </w:r>
+      <w:r>
+        <w:rPr>
+          <w:rFonts w:cs="Times New Roman"/>
+          <w:vertAlign w:val="superscript"/>
+        </w:rPr>
+        <w:t>2</w:t>
+      </w:r>
+      <w:r>
+        <w:rPr>
+          <w:rFonts w:cs="Times New Roman"/>
+        </w:rPr>
+        <w:t xml:space="preserve"> = 0.982), </w:t>
+      </w:r>
+      <w:r>
+        <w:rPr>
+          <w:rFonts w:cs="Times New Roman"/>
+        </w:rPr>
+        <w:t>random forest (R</w:t>
+      </w:r>
+      <w:r>
+        <w:rPr>
+          <w:rFonts w:cs="Times New Roman"/>
+          <w:vertAlign w:val="superscript"/>
+        </w:rPr>
+        <w:t>2</w:t>
+      </w:r>
+      <w:r>
+        <w:rPr>
+          <w:rFonts w:cs="Times New Roman"/>
+        </w:rPr>
+        <w:t xml:space="preserve"> = 0.928) and </w:t>
+      </w:r>
+      <w:r>
+        <w:rPr>
+          <w:rFonts w:cs="Times New Roman"/>
+        </w:rPr>
+        <w:t>linear regression (R</w:t>
+      </w:r>
+      <w:r>
+        <w:rPr>
+          <w:rFonts w:cs="Times New Roman"/>
+          <w:vertAlign w:val="superscript"/>
+        </w:rPr>
+        <w:t>2</w:t>
+      </w:r>
+      <w:r>
+        <w:rPr>
+          <w:rFonts w:cs="Times New Roman"/>
+        </w:rPr>
+        <w:t xml:space="preserve"> = 0.898) in Figure 5. This shows that the Washburn equation </w:t>
+      </w:r>
+      <w:r>
+        <w:rPr>
+          <w:rFonts w:cs="Times New Roman"/>
+        </w:rPr>
+        <w:t>contains the correct functional form of the relationship</w:t>
+      </w:r>
+      <w:r>
+        <w:rPr>
+          <w:rFonts w:cs="Times New Roman"/>
+        </w:rPr>
+        <w:t>, which the regressors must appropriate from 400 training samples</w:t>
+      </w:r>
+      <w:r>
+        <w:rPr>
+          <w:rFonts w:cs="Times New Roman"/>
+        </w:rPr>
+        <w:t xml:space="preserve">, </w:t>
+      </w:r>
+      <w:r>
+        <w:rPr>
+          <w:rFonts w:cs="Times New Roman"/>
+        </w:rPr>
+        <w:t xml:space="preserve">but may improve with a larger training sample. </w:t>
+      </w:r>
+      <w:r>
+        <w:rPr>
+          <w:rFonts w:cs="Times New Roman"/>
+        </w:rPr>
+        <w:t xml:space="preserve">However </w:t>
+      </w:r>
+      <w:r>
+        <w:rPr>
+          <w:rFonts w:cs="Times New Roman"/>
+        </w:rPr>
+        <w:t xml:space="preserve">from the incredibly tight clustering along the identity line </w:t>
+      </w:r>
+      <w:r>
+        <w:rPr>
+          <w:rFonts w:cs="Times New Roman"/>
+        </w:rPr>
+        <w:t>for the Washburn equation parity plot in Figure 5a</w:t>
+      </w:r>
+      <w:r>
+        <w:rPr>
+          <w:rFonts w:cs="Times New Roman"/>
+        </w:rPr>
+        <w:t xml:space="preserve">, it can be seen that it is by far the most accurate </w:t>
+      </w:r>
+      <w:r>
+        <w:rPr>
+          <w:rFonts w:cs="Times New Roman"/>
+        </w:rPr>
+        <w:t xml:space="preserve">soaking length </w:t>
+      </w:r>
+      <w:r>
+        <w:rPr>
+          <w:rFonts w:cs="Times New Roman"/>
+        </w:rPr>
+        <w:t>predictor</w:t>
+      </w:r>
+      <w:r>
+        <w:rPr>
+          <w:rFonts w:cs="Times New Roman"/>
+        </w:rPr>
+        <w:t>.</w:t>
+      </w:r>
+    </w:p>
+    <w:p>
+      <w:pPr>
+        <w:jc w:val="center"/>
+        <w:rPr>
+          <w:rFonts w:cs="Times New Roman"/>
+        </w:rPr>
+      </w:pPr>
+      <w:r>
+        <w:rPr>
+          <w:rFonts w:cs="Times New Roman"/>
+          <w:noProof/>
+        </w:rPr>
+        <w:lastRenderedPageBreak/>
+        <w:drawing>
+          <wp:anchor distT="0" distB="0" distL="114300" distR="114300" simplePos="0" relativeHeight="251662336" behindDoc="0" locked="0" layoutInCell="1" allowOverlap="1" wp14:anchorId="0D4F0376" wp14:editId="3382F924">
+            <wp:simplePos x="0" y="0"/>
+            <wp:positionH relativeFrom="margin">
+              <wp:align>center</wp:align>
+            </wp:positionH>
+            <wp:positionV relativeFrom="paragraph">
+              <wp:posOffset>0</wp:posOffset>
+            </wp:positionV>
+            <wp:extent cx="6668988" cy="4149969"/>
+            <wp:effectExtent l="0" t="0" r="0" b="3175"/>
+            <wp:wrapTopAndBottom/>
+            <wp:docPr id="886013860" name="Picture 1"/>
+            <wp:cNvGraphicFramePr>
+              <a:graphicFrameLocks xmlns:a="http://schemas.openxmlformats.org/drawingml/2006/main" noChangeAspect="1"/>
+            </wp:cNvGraphicFramePr>
+            <a:graphic xmlns:a="http://schemas.openxmlformats.org/drawingml/2006/main">
+              <a:graphicData uri="http://schemas.openxmlformats.org/drawingml/2006/picture">
+                <pic:pic xmlns:pic="http://schemas.openxmlformats.org/drawingml/2006/picture">
+                  <pic:nvPicPr>
+                    <pic:cNvPr id="886013860" name=""/>
+                    <pic:cNvPicPr/>
+                  </pic:nvPicPr>
+                  <pic:blipFill>
+                    <a:blip r:embed="rId10" cstate="print">
+                      <a:extLst>
+                        <a:ext uri="{28A0092B-C50C-407E-A947-70E740481C1C}">
+                          <a14:useLocalDpi xmlns:a14="http://schemas.microsoft.com/office/drawing/2010/main" val="0"/>
+                        </a:ext>
+                      </a:extLst>
+                    </a:blip>
+                    <a:stretch>
+                      <a:fillRect/>
+                    </a:stretch>
+                  </pic:blipFill>
+                  <pic:spPr>
+                    <a:xfrm>
+                      <a:off x="0" y="0"/>
+                      <a:ext cx="6668988" cy="4149969"/>
+                    </a:xfrm>
+                    <a:prstGeom prst="rect">
+                      <a:avLst/>
+                    </a:prstGeom>
+                  </pic:spPr>
+                </pic:pic>
+              </a:graphicData>
+            </a:graphic>
+            <wp14:sizeRelH relativeFrom="margin">
+              <wp14:pctWidth>0</wp14:pctWidth>
+            </wp14:sizeRelH>
+            <wp14:sizeRelV relativeFrom="margin">
+              <wp14:pctHeight>0</wp14:pctHeight>
+            </wp14:sizeRelV>
+          </wp:anchor>
+        </w:drawing>
+      </w:r>
+      <w:r>
+        <w:rPr>
+          <w:rFonts w:cs="Times New Roman"/>
+        </w:rPr>
+        <w:t xml:space="preserve">Figure 5: </w:t>
+      </w:r>
+      <w:r>
+        <w:rPr>
+          <w:rFonts w:cs="Times New Roman"/>
+        </w:rPr>
+        <w:t xml:space="preserve">Observed vs predicted soaking length </w:t>
+      </w:r>
+      <w:r>
+        <w:rPr>
+          <w:rFonts w:cs="Times New Roman"/>
+        </w:rPr>
+        <w:t>for the (a) Washburn equation</w:t>
+      </w:r>
+      <w:r>
+        <w:rPr>
+          <w:rFonts w:cs="Times New Roman"/>
+        </w:rPr>
+        <w:t xml:space="preserve"> </w:t>
+      </w:r>
+      <w:r>
+        <w:rPr>
+          <w:rFonts w:cs="Times New Roman"/>
+        </w:rPr>
+        <w:t>(b)</w:t>
+      </w:r>
+      <w:r>
+        <w:rPr>
+          <w:rFonts w:cs="Times New Roman"/>
+        </w:rPr>
+        <w:t xml:space="preserve"> linear regression (c) polynomial </w:t>
+      </w:r>
+      <w:r>
+        <w:rPr>
+          <w:rFonts w:cs="Times New Roman"/>
+        </w:rPr>
+        <w:t>regression (d) random forest (e) SVR regression models</w:t>
+      </w:r>
+    </w:p>
+    <w:p>
+      <w:pPr>
+        <w:jc w:val="both"/>
+        <w:rPr>
+          <w:rFonts w:cs="Times New Roman"/>
+        </w:rPr>
+      </w:pPr>
+      <w:r>
+        <w:rPr>
+          <w:rFonts w:cs="Times New Roman"/>
+          <w:noProof/>
+        </w:rPr>
+        <w:drawing>
+          <wp:anchor distT="0" distB="0" distL="114300" distR="114300" simplePos="0" relativeHeight="251663360" behindDoc="0" locked="0" layoutInCell="1" allowOverlap="1" wp14:anchorId="20C7640F" wp14:editId="36A62D9F">
+            <wp:simplePos x="0" y="0"/>
+            <wp:positionH relativeFrom="column">
+              <wp:posOffset>-844550</wp:posOffset>
+            </wp:positionH>
+            <wp:positionV relativeFrom="paragraph">
+              <wp:posOffset>1094056</wp:posOffset>
+            </wp:positionV>
+            <wp:extent cx="7490460" cy="1961515"/>
+            <wp:effectExtent l="0" t="0" r="0" b="635"/>
+            <wp:wrapTopAndBottom/>
+            <wp:docPr id="846615514" name="Picture 1"/>
+            <wp:cNvGraphicFramePr>
+              <a:graphicFrameLocks xmlns:a="http://schemas.openxmlformats.org/drawingml/2006/main" noChangeAspect="1"/>
+            </wp:cNvGraphicFramePr>
+            <a:graphic xmlns:a="http://schemas.openxmlformats.org/drawingml/2006/main">
+              <a:graphicData uri="http://schemas.openxmlformats.org/drawingml/2006/picture">
+                <pic:pic xmlns:pic="http://schemas.openxmlformats.org/drawingml/2006/picture">
+                  <pic:nvPicPr>
+                    <pic:cNvPr id="846615514" name=""/>
+                    <pic:cNvPicPr/>
+                  </pic:nvPicPr>
+                  <pic:blipFill>
+                    <a:blip r:embed="rId11">
+                      <a:extLst>
+                        <a:ext uri="{28A0092B-C50C-407E-A947-70E740481C1C}">
+                          <a14:useLocalDpi xmlns:a14="http://schemas.microsoft.com/office/drawing/2010/main" val="0"/>
+                        </a:ext>
+                      </a:extLst>
+                    </a:blip>
+                    <a:stretch>
+                      <a:fillRect/>
+                    </a:stretch>
+                  </pic:blipFill>
+                  <pic:spPr>
+                    <a:xfrm>
+                      <a:off x="0" y="0"/>
+                      <a:ext cx="7490460" cy="1961515"/>
+                    </a:xfrm>
+                    <a:prstGeom prst="rect">
+                      <a:avLst/>
+                    </a:prstGeom>
+                  </pic:spPr>
+                </pic:pic>
+              </a:graphicData>
+            </a:graphic>
+            <wp14:sizeRelH relativeFrom="margin">
+              <wp14:pctWidth>0</wp14:pctWidth>
+            </wp14:sizeRelH>
+            <wp14:sizeRelV relativeFrom="margin">
+              <wp14:pctHeight>0</wp14:pctHeight>
+            </wp14:sizeRelV>
+          </wp:anchor>
+        </w:drawing>
+      </w:r>
+      <w:r>
+        <w:rPr>
+          <w:rFonts w:cs="Times New Roman"/>
+        </w:rPr>
+        <w:t>As the blind sample</w:t>
+      </w:r>
+      <w:r>
+        <w:rPr>
+          <w:rFonts w:cs="Times New Roman"/>
+        </w:rPr>
+        <w:t xml:space="preserve"> time range lay between 30-300</w:t>
+      </w:r>
+      <w:r>
+        <w:rPr>
+          <w:rFonts w:cs="Times New Roman"/>
+        </w:rPr>
+        <w:t xml:space="preserve"> </w:t>
+      </w:r>
+      <w:r>
+        <w:rPr>
+          <w:rFonts w:cs="Times New Roman"/>
+        </w:rPr>
+        <w:t>s, only the Washburn equation was used for identificatio</w:t>
+      </w:r>
+      <w:r>
+        <w:rPr>
+          <w:rFonts w:cs="Times New Roman"/>
+        </w:rPr>
+        <w:t xml:space="preserve">n. This is </w:t>
+      </w:r>
+      <w:r>
+        <w:rPr>
+          <w:rFonts w:cs="Times New Roman"/>
+        </w:rPr>
+        <w:t>because</w:t>
+      </w:r>
+      <w:r>
+        <w:rPr>
+          <w:rFonts w:cs="Times New Roman"/>
+        </w:rPr>
+        <w:t xml:space="preserve"> the dunking data was in the time range of 10-30 s, </w:t>
+      </w:r>
+      <w:r>
+        <w:rPr>
+          <w:rFonts w:cs="Times New Roman"/>
+        </w:rPr>
+        <w:t xml:space="preserve">and therefore application of the trained classifiers would require extrapolation </w:t>
+      </w:r>
+      <w:r>
+        <w:rPr>
+          <w:rFonts w:cs="Times New Roman"/>
+        </w:rPr>
+        <w:t xml:space="preserve">far out of its time zone and would not be accurate. </w:t>
+      </w:r>
+      <w:r>
+        <w:rPr>
+          <w:rFonts w:cs="Times New Roman"/>
+        </w:rPr>
+        <w:t xml:space="preserve">The Washburn equation was </w:t>
+      </w:r>
+      <w:r>
+        <w:rPr>
+          <w:rFonts w:cs="Times New Roman"/>
+        </w:rPr>
+        <w:t xml:space="preserve">fitted to each blind sample </w:t>
+      </w:r>
+      <w:r>
+        <w:rPr>
+          <w:rFonts w:cs="Times New Roman"/>
+        </w:rPr>
+        <w:t xml:space="preserve">to </w:t>
+      </w:r>
+      <w:r>
+        <w:rPr>
+          <w:rFonts w:cs="Times New Roman"/>
+        </w:rPr>
+        <w:t xml:space="preserve">give </w:t>
+      </w:r>
+      <w:r>
+        <w:rPr>
+          <w:rFonts w:cs="Times New Roman"/>
+        </w:rPr>
+        <w:t xml:space="preserve">a best fit pore radius </w:t>
+      </w:r>
+      <w:r>
+        <w:rPr>
+          <w:rFonts w:cs="Times New Roman"/>
+        </w:rPr>
+        <w:t xml:space="preserve">(Figure 6) </w:t>
+      </w:r>
+      <w:r>
+        <w:rPr>
+          <w:rFonts w:cs="Times New Roman"/>
+        </w:rPr>
+        <w:t>which was then compared against four criteria of</w:t>
+      </w:r>
+      <w:r>
+        <w:rPr>
+          <w:rFonts w:cs="Times New Roman"/>
+        </w:rPr>
+        <w:t xml:space="preserve"> mean</w:t>
+      </w:r>
+      <w:r>
+        <w:rPr>
+          <w:rFonts w:cs="Times New Roman"/>
+        </w:rPr>
+        <w:t xml:space="preserve"> </w:t>
+      </w:r>
+      <w:proofErr w:type="spellStart"/>
+      <w:r>
+        <w:rPr>
+          <w:rFonts w:cs="Times New Roman"/>
+        </w:rPr>
+        <w:t>r_eff</w:t>
+      </w:r>
+      <w:proofErr w:type="spellEnd"/>
+      <w:r>
+        <w:rPr>
+          <w:rFonts w:cs="Times New Roman"/>
+        </w:rPr>
+        <w:t xml:space="preserve">, median </w:t>
+      </w:r>
+      <w:proofErr w:type="spellStart"/>
+      <w:r>
+        <w:rPr>
+          <w:rFonts w:cs="Times New Roman"/>
+        </w:rPr>
+        <w:t>r_eff</w:t>
+      </w:r>
+      <w:proofErr w:type="spellEnd"/>
+      <w:r>
+        <w:rPr>
+          <w:rFonts w:cs="Times New Roman"/>
+        </w:rPr>
+        <w:t>, KDE log likelihood and weighted curve RMSE</w:t>
+      </w:r>
+      <w:r>
+        <w:rPr>
+          <w:rFonts w:cs="Times New Roman"/>
+        </w:rPr>
+        <w:t>.</w:t>
+      </w:r>
+      <w:r>
+        <w:rPr>
+          <w:rFonts w:cs="Times New Roman"/>
+        </w:rPr>
+        <w:t xml:space="preserve"> </w:t>
+      </w:r>
+    </w:p>
+    <w:p>
+      <w:pPr>
+        <w:jc w:val="center"/>
+        <w:rPr>
+          <w:rFonts w:cs="Times New Roman"/>
+        </w:rPr>
+      </w:pPr>
+      <w:r>
+        <w:rPr>
+          <w:rFonts w:cs="Times New Roman"/>
+        </w:rPr>
+        <w:t xml:space="preserve">Figure 6: </w:t>
+      </w:r>
+      <w:r>
+        <w:rPr>
+          <w:rFonts w:cs="Times New Roman"/>
+        </w:rPr>
+        <w:t>Observed soaking length versus time overlaid with Washburn equation predictions for each labelled biscuit class for (a) tr-1, (b) tr-2, and (c) tr-3</w:t>
+      </w:r>
+    </w:p>
+    <w:p>
+      <w:pPr>
+        <w:jc w:val="both"/>
+        <w:rPr>
+          <w:rFonts w:cs="Times New Roman"/>
+        </w:rPr>
+      </w:pPr>
+      <w:r>
+        <w:rPr>
+          <w:rFonts w:cs="Times New Roman"/>
+        </w:rPr>
+        <w:t xml:space="preserve">All four categories unanimously assigned the Hobnob to </w:t>
+      </w:r>
+      <w:r>
+        <w:rPr>
+          <w:rFonts w:cs="Times New Roman"/>
+        </w:rPr>
+        <w:t xml:space="preserve">tr-1, Rich Tea to tr-2 and Digestive to tr-3, with all </w:t>
+      </w:r>
+      <w:r>
+        <w:rPr>
+          <w:rFonts w:cs="Times New Roman"/>
+        </w:rPr>
+        <w:t>biscuit</w:t>
+      </w:r>
+      <w:r>
+        <w:rPr>
+          <w:rFonts w:cs="Times New Roman"/>
+        </w:rPr>
+        <w:t xml:space="preserve"> </w:t>
+      </w:r>
+      <w:r>
+        <w:rPr>
+          <w:rFonts w:cs="Times New Roman"/>
+        </w:rPr>
+        <w:t>categories</w:t>
+      </w:r>
+      <w:r>
+        <w:rPr>
+          <w:rFonts w:cs="Times New Roman"/>
+        </w:rPr>
+        <w:t xml:space="preserve"> clearly </w:t>
+      </w:r>
+      <w:r>
+        <w:rPr>
+          <w:rFonts w:cs="Times New Roman"/>
+        </w:rPr>
+        <w:t xml:space="preserve">aligning in Figure 6. It must be noticed however in </w:t>
+      </w:r>
+      <w:r>
+        <w:rPr>
+          <w:rFonts w:cs="Times New Roman"/>
+        </w:rPr>
+        <w:t xml:space="preserve">Figure 6c for the tr-3 dataset that the </w:t>
+      </w:r>
+      <w:r>
+        <w:rPr>
+          <w:rFonts w:cs="Times New Roman"/>
+        </w:rPr>
+        <w:t xml:space="preserve">fit exceeds the maximum </w:t>
+      </w:r>
+      <w:r>
+        <w:rPr>
+          <w:rFonts w:cs="Times New Roman"/>
+        </w:rPr>
+        <w:t xml:space="preserve">soaking length of </w:t>
+      </w:r>
+      <w:r>
+        <w:rPr>
+          <w:rFonts w:cs="Times New Roman"/>
+        </w:rPr>
+        <w:t xml:space="preserve">the labelled Digestive data, </w:t>
+      </w:r>
+      <w:r>
+        <w:rPr>
+          <w:rFonts w:cs="Times New Roman"/>
+        </w:rPr>
+        <w:lastRenderedPageBreak/>
+        <w:t xml:space="preserve">suggesting </w:t>
+      </w:r>
+      <w:r>
+        <w:rPr>
+          <w:rFonts w:cs="Times New Roman"/>
+        </w:rPr>
+        <w:t xml:space="preserve">that this particular Digestive sample may have had more of an open pore structure </w:t>
+      </w:r>
+      <w:r>
+        <w:rPr>
+          <w:rFonts w:cs="Times New Roman"/>
+        </w:rPr>
+        <w:t>than the labelled dunking data</w:t>
+      </w:r>
+      <w:r>
+        <w:rPr>
+          <w:rFonts w:cs="Times New Roman"/>
+        </w:rPr>
+        <w:t xml:space="preserve">. It can confidently be determined tr-3 is Digestive, given </w:t>
+      </w:r>
+      <w:r>
+        <w:rPr>
+          <w:rFonts w:cs="Times New Roman"/>
+        </w:rPr>
+        <w:t>the biscuit possibility is limited to these three types, but if some custard creams were thrown into the mix, it could not be said with certainty.</w:t>
+      </w:r>
     </w:p>
     <w:p>
       <w:pPr>
@@ -842,6 +3511,132 @@
     <w:p>
       <w:pPr>
         <w:jc w:val="both"/>
+      </w:pPr>
+      <w:r>
+        <w:t xml:space="preserve">Overall it can be seen that </w:t>
+      </w:r>
+      <w:r>
+        <w:t xml:space="preserve">multiple machine learning models </w:t>
+      </w:r>
+      <w:r>
+        <w:t xml:space="preserve">based on the measured </w:t>
+      </w:r>
+      <w:r>
+        <w:rPr>
+          <w:i/>
+          <w:iCs/>
+        </w:rPr>
+        <w:t>L</w:t>
+      </w:r>
+      <w:r>
+        <w:t xml:space="preserve">, </w:t>
+      </w:r>
+      <w:r>
+        <w:rPr>
+          <w:rFonts w:ascii="Times New Roman" w:hAnsi="Times New Roman" w:cs="Times New Roman"/>
+          <w:i/>
+          <w:iCs/>
+        </w:rPr>
+        <w:t>γ</w:t>
+      </w:r>
+      <w:r>
+        <w:t>,</w:t>
+      </w:r>
+      <w:r>
+        <w:rPr>
+          <w:i/>
+          <w:iCs/>
+        </w:rPr>
+        <w:t xml:space="preserve"> t</w:t>
+      </w:r>
+      <w:r>
+        <w:t>,</w:t>
+      </w:r>
+      <w:r>
+        <w:rPr>
+          <w:i/>
+          <w:iCs/>
+        </w:rPr>
+        <w:t xml:space="preserve"> </w:t>
+      </w:r>
+      <w:r>
+        <w:rPr>
+          <w:rFonts w:ascii="Times New Roman" w:hAnsi="Times New Roman" w:cs="Times New Roman"/>
+          <w:i/>
+          <w:iCs/>
+        </w:rPr>
+        <w:t>ϕ</w:t>
+      </w:r>
+      <w:r>
+        <w:t xml:space="preserve"> and </w:t>
+      </w:r>
+      <w:r>
+        <w:rPr>
+          <w:rFonts w:ascii="Times New Roman" w:hAnsi="Times New Roman" w:cs="Times New Roman"/>
+          <w:i/>
+          <w:iCs/>
+        </w:rPr>
+        <w:t>η</w:t>
+      </w:r>
+      <w:r>
+        <w:rPr>
+          <w:rFonts w:ascii="Times New Roman" w:hAnsi="Times New Roman" w:cs="Times New Roman"/>
+          <w:i/>
+          <w:iCs/>
+        </w:rPr>
+        <w:t xml:space="preserve"> </w:t>
+      </w:r>
+      <w:r>
+        <w:rPr>
+          <w:rFonts w:cs="Times New Roman"/>
+        </w:rPr>
+        <w:t>variables</w:t>
+      </w:r>
+      <w:r>
+        <w:t xml:space="preserve"> </w:t>
+      </w:r>
+      <w:r>
+        <w:t>can be used to identify different biscuit groups at a high level of accuracy</w:t>
+      </w:r>
+      <w:r>
+        <w:t xml:space="preserve">, with an MLP neural network </w:t>
+      </w:r>
+      <w:r>
+        <w:t>classifying the biscuits to the highest level of accuracy at 0.92</w:t>
+      </w:r>
+      <w:r>
+        <w:t xml:space="preserve">. </w:t>
+      </w:r>
+      <w:r>
+        <w:t xml:space="preserve">However, </w:t>
+      </w:r>
+      <w:proofErr w:type="spellStart"/>
+      <w:r>
+        <w:t>r_eff</w:t>
+      </w:r>
+      <w:proofErr w:type="spellEnd"/>
+      <w:r>
+        <w:t xml:space="preserve"> is the most efficient </w:t>
+      </w:r>
+      <w:r>
+        <w:t>classifying variable, and its inclusion in the models raises all accuracies above 0.95. It was found that the Rich Tea biscuits had the smallest pore radius</w:t>
+      </w:r>
+      <w:r>
+        <w:t xml:space="preserve">, Hobnobs had an intermediate sized pore radius and Digestive had the largest. </w:t>
+      </w:r>
+      <w:r>
+        <w:t xml:space="preserve">Finally it would found that the Washburn equation was more accurate in describing </w:t>
+      </w:r>
+      <w:r>
+        <w:t xml:space="preserve">capillary flow for the biscuits, outperforming all machine learning regression models, as well as </w:t>
+      </w:r>
+      <w:r>
+        <w:t>classification models.</w:t>
+      </w:r>
+    </w:p>
+    <w:p>
+      <w:pPr>
+        <w:jc w:val="both"/>
         <w:rPr>
           <w:sz w:val="28"/>
           <w:szCs w:val="28"/>
@@ -862,6 +3657,7 @@
         <w:pStyle w:val="EndNoteBibliography"/>
         <w:spacing w:after="0"/>
         <w:ind w:left="720" w:hanging="720"/>
+        <w:jc w:val="left"/>
       </w:pPr>
       <w:r>
         <w:rPr>
@@ -916,7 +3712,9 @@
     <w:p>
       <w:pPr>
         <w:pStyle w:val="EndNoteBibliography"/>
+        <w:spacing w:after="0"/>
         <w:ind w:left="720" w:hanging="720"/>
+        <w:jc w:val="left"/>
       </w:pPr>
       <w:r>
         <w:t>2.</w:t>
@@ -942,6 +3740,120 @@
       </w:r>
       <w:r>
         <w:t>, 273-283.</w:t>
+      </w:r>
+    </w:p>
+    <w:p>
+      <w:pPr>
+        <w:pStyle w:val="EndNoteBibliography"/>
+        <w:spacing w:after="0"/>
+        <w:ind w:left="720" w:hanging="720"/>
+        <w:jc w:val="left"/>
+      </w:pPr>
+      <w:r>
+        <w:t>3.</w:t>
+      </w:r>
+      <w:r>
+        <w:tab/>
+        <w:t xml:space="preserve">W. H. Kruskal and W. A. Wallis, </w:t>
+      </w:r>
+      <w:r>
+        <w:rPr>
+          <w:i/>
+        </w:rPr>
+        <w:t>Journal of the American Statistical Association</w:t>
+      </w:r>
+      <w:r>
+        <w:t xml:space="preserve">, 1952, </w:t>
+      </w:r>
+      <w:r>
+        <w:rPr>
+          <w:b/>
+        </w:rPr>
+        <w:t>47</w:t>
+      </w:r>
+      <w:r>
+        <w:t>, 583-621.</w:t>
+      </w:r>
+    </w:p>
+    <w:p>
+      <w:pPr>
+        <w:pStyle w:val="EndNoteBibliography"/>
+        <w:spacing w:after="0"/>
+        <w:ind w:left="720" w:hanging="720"/>
+        <w:jc w:val="left"/>
+      </w:pPr>
+      <w:r>
+        <w:t>4.</w:t>
+      </w:r>
+      <w:r>
+        <w:tab/>
+        <w:t xml:space="preserve">NIST, Critical Values of the Chi-Square Distribution, </w:t>
+      </w:r>
+      <w:hyperlink r:id="rId12" w:history="1">
+        <w:r>
+          <w:rPr>
+            <w:rStyle w:val="Hyperlink"/>
+          </w:rPr>
+          <w:t>https://www.itl.nist.gov/div898/handbook/eda/section3/eda3674.htm</w:t>
+        </w:r>
+      </w:hyperlink>
+      <w:r>
+        <w:t>, (accessed April 2026).</w:t>
+      </w:r>
+    </w:p>
+    <w:p>
+      <w:pPr>
+        <w:pStyle w:val="EndNoteBibliography"/>
+        <w:spacing w:after="0"/>
+        <w:ind w:left="720" w:hanging="720"/>
+        <w:jc w:val="left"/>
+      </w:pPr>
+      <w:r>
+        <w:t>5.</w:t>
+      </w:r>
+      <w:r>
+        <w:tab/>
+        <w:t xml:space="preserve">O. J. Dunn, </w:t>
+      </w:r>
+      <w:r>
+        <w:rPr>
+          <w:i/>
+        </w:rPr>
+        <w:t>Technometrics</w:t>
+      </w:r>
+      <w:r>
+        <w:t xml:space="preserve">, 1964, </w:t>
+      </w:r>
+      <w:r>
+        <w:rPr>
+          <w:b/>
+        </w:rPr>
+        <w:t>6</w:t>
+      </w:r>
+      <w:r>
+        <w:t>, 241-252.</w:t>
+      </w:r>
+    </w:p>
+    <w:p>
+      <w:pPr>
+        <w:pStyle w:val="EndNoteBibliography"/>
+        <w:ind w:left="720" w:hanging="720"/>
+      </w:pPr>
+      <w:r>
+        <w:t>6.</w:t>
+      </w:r>
+      <w:r>
+        <w:tab/>
+        <w:t xml:space="preserve">I. Goodfellow, Y. Bengio and A. Courville, </w:t>
+      </w:r>
+      <w:r>
+        <w:rPr>
+          <w:i/>
+        </w:rPr>
+        <w:t>Deep learning</w:t>
+      </w:r>
+      <w:r>
+        <w:t>, The MIT Press, Cambridge, Massachusetts ;, 2016.</w:t>
       </w:r>
     </w:p>
     <w:p>
@@ -1812,6 +4724,7 @@
   <w:style w:type="character" w:default="1" w:styleId="DefaultParagraphFont">
     <w:name w:val="Default Paragraph Font"/>
     <w:uiPriority w:val="1"/>
+    <w:semiHidden/>
     <w:unhideWhenUsed/>
   </w:style>
   <w:style w:type="table" w:default="1" w:styleId="TableNormal">
@@ -2187,6 +5100,29 @@
       <w:color w:val="666666"/>
     </w:rPr>
   </w:style>
+  <w:style w:type="character" w:styleId="Hyperlink">
+    <w:name w:val="Hyperlink"/>
+    <w:basedOn w:val="DefaultParagraphFont"/>
+    <w:uiPriority w:val="99"/>
+    <w:unhideWhenUsed/>
+    <w:rsid w:val="001B5771"/>
+    <w:rPr>
+      <w:color w:val="467886" w:themeColor="hyperlink"/>
+      <w:u w:val="single"/>
+    </w:rPr>
+  </w:style>
+  <w:style w:type="character" w:styleId="UnresolvedMention">
+    <w:name w:val="Unresolved Mention"/>
+    <w:basedOn w:val="DefaultParagraphFont"/>
+    <w:uiPriority w:val="99"/>
+    <w:semiHidden/>
+    <w:unhideWhenUsed/>
+    <w:rsid w:val="001B5771"/>
+    <w:rPr>
+      <w:color w:val="605E5C"/>
+      <w:shd w:val="clear" w:color="auto" w:fill="E1DFDD"/>
+    </w:rPr>
+  </w:style>
 </w:styles>
 </file>
 

--- a/Dunking Biscuits in Tea.docx
+++ b/Dunking Biscuits in Tea.docx
@@ -46,13 +46,22 @@
         <w:t xml:space="preserve">The capillary flow behaviour of </w:t>
       </w:r>
       <w:r>
-        <w:t xml:space="preserve">Digestive, Hobnob and Rich Tea biscuits were investigated used the Washburn equation and machine learning. </w:t>
+        <w:t>Digestive, Hobnob and Rich Tea biscuits were investigated us</w:t>
+      </w:r>
+      <w:r>
+        <w:t>ing</w:t>
+      </w:r>
+      <w:r>
+        <w:t xml:space="preserve"> the Washburn equation and machine learning. </w:t>
       </w:r>
       <w:r>
         <w:t>Effective pore radii</w:t>
       </w:r>
       <w:r>
         <w:t xml:space="preserve"> size</w:t>
+      </w:r>
+      <w:r>
+        <w:t>s</w:t>
       </w:r>
       <w:r>
         <w:t xml:space="preserve"> were found to be </w:t>
@@ -1710,15 +1719,7 @@
         <w:t xml:space="preserve"> r</w:t>
       </w:r>
       <w:r>
-        <w:t xml:space="preserve"> value, </w:t>
-      </w:r>
-      <w:proofErr w:type="spellStart"/>
-      <w:r>
-        <w:t>r_eff</w:t>
-      </w:r>
-      <w:proofErr w:type="spellEnd"/>
-      <w:r>
-        <w:t xml:space="preserve">, </w:t>
+        <w:t xml:space="preserve"> value, r_eff, </w:t>
       </w:r>
       <w:r>
         <w:t>from the dunking data</w:t>
@@ -1754,15 +1755,7 @@
         <w:t>s</w:t>
       </w:r>
       <w:r>
-        <w:t xml:space="preserve">howed no outliers, with their </w:t>
-      </w:r>
-      <w:proofErr w:type="spellStart"/>
-      <w:r>
-        <w:t>r_eff</w:t>
-      </w:r>
-      <w:proofErr w:type="spellEnd"/>
-      <w:r>
-        <w:t xml:space="preserve"> values spread relatively evenly across a compact </w:t>
+        <w:t xml:space="preserve">howed no outliers, with their r_eff values spread relatively evenly across a compact </w:t>
       </w:r>
       <w:r>
         <w:lastRenderedPageBreak/>
@@ -2347,21 +2340,7 @@
         <w:rPr>
           <w:rFonts w:cs="Times New Roman"/>
         </w:rPr>
-        <w:t xml:space="preserve"> and </w:t>
-      </w:r>
-      <w:proofErr w:type="spellStart"/>
-      <w:r>
-        <w:rPr>
-          <w:rFonts w:cs="Times New Roman"/>
-        </w:rPr>
-        <w:t>ReLU</w:t>
-      </w:r>
-      <w:proofErr w:type="spellEnd"/>
-      <w:r>
-        <w:rPr>
-          <w:rFonts w:cs="Times New Roman"/>
-        </w:rPr>
-        <w:t xml:space="preserve"> acti</w:t>
+        <w:t xml:space="preserve"> and ReLU acti</w:t>
       </w:r>
       <w:r>
         <w:rPr>
@@ -2533,16 +2512,8 @@
         <w:rPr>
           <w:rFonts w:cs="Times New Roman"/>
         </w:rPr>
-        <w:t xml:space="preserve">the Washburn equation to calculate </w:t>
-      </w:r>
-      <w:proofErr w:type="spellStart"/>
-      <w:r>
-        <w:rPr>
-          <w:rFonts w:cs="Times New Roman"/>
-        </w:rPr>
-        <w:t>r_eff</w:t>
-      </w:r>
-      <w:proofErr w:type="spellEnd"/>
+        <w:t>the Washburn equation to calculate r_eff</w:t>
+      </w:r>
       <w:r>
         <w:rPr>
           <w:rFonts w:cs="Times New Roman"/>
@@ -2651,21 +2622,7 @@
         <w:rPr>
           <w:rFonts w:cs="Times New Roman"/>
         </w:rPr>
-        <w:t xml:space="preserve"> variable </w:t>
-      </w:r>
-      <w:proofErr w:type="spellStart"/>
-      <w:r>
-        <w:rPr>
-          <w:rFonts w:cs="Times New Roman"/>
-        </w:rPr>
-        <w:t>r_eff</w:t>
-      </w:r>
-      <w:proofErr w:type="spellEnd"/>
-      <w:r>
-        <w:rPr>
-          <w:rFonts w:cs="Times New Roman"/>
-        </w:rPr>
-        <w:t xml:space="preserve">, </w:t>
+        <w:t xml:space="preserve"> variable r_eff, </w:t>
       </w:r>
       <w:r>
         <w:rPr>
@@ -2720,7 +2677,31 @@
         <w:rPr>
           <w:rFonts w:cs="Times New Roman"/>
         </w:rPr>
-        <w:t>around 0.95 by 10 epochs, with the previous achieving around 90 after 20-30.</w:t>
+        <w:t xml:space="preserve">around 0.95 by 10 epochs, with the previous achieving around </w:t>
+      </w:r>
+      <w:r>
+        <w:rPr>
+          <w:rFonts w:cs="Times New Roman"/>
+        </w:rPr>
+        <w:t>0.9</w:t>
+      </w:r>
+      <w:r>
+        <w:rPr>
+          <w:rFonts w:cs="Times New Roman"/>
+        </w:rPr>
+        <w:t xml:space="preserve"> after 20-30</w:t>
+      </w:r>
+      <w:r>
+        <w:rPr>
+          <w:rFonts w:cs="Times New Roman"/>
+        </w:rPr>
+        <w:t xml:space="preserve"> epochs</w:t>
+      </w:r>
+      <w:r>
+        <w:rPr>
+          <w:rFonts w:cs="Times New Roman"/>
+        </w:rPr>
+        <w:t>.</w:t>
       </w:r>
     </w:p>
     <w:p>
@@ -2979,7 +2960,19 @@
         <w:rPr>
           <w:rFonts w:cs="Times New Roman"/>
         </w:rPr>
-        <w:t>, which the regressors must appropriate from 400 training samples</w:t>
+        <w:t>, which the regressors must appro</w:t>
+      </w:r>
+      <w:r>
+        <w:rPr>
+          <w:rFonts w:cs="Times New Roman"/>
+        </w:rPr>
+        <w:t>xim</w:t>
+      </w:r>
+      <w:r>
+        <w:rPr>
+          <w:rFonts w:cs="Times New Roman"/>
+        </w:rPr>
+        <w:t>ate from 400 training samples</w:t>
       </w:r>
       <w:r>
         <w:rPr>
@@ -3322,35 +3315,13 @@
         <w:rPr>
           <w:rFonts w:cs="Times New Roman"/>
         </w:rPr>
-        <w:t xml:space="preserve"> </w:t>
-      </w:r>
-      <w:proofErr w:type="spellStart"/>
-      <w:r>
-        <w:rPr>
-          <w:rFonts w:cs="Times New Roman"/>
-        </w:rPr>
-        <w:t>r_eff</w:t>
-      </w:r>
-      <w:proofErr w:type="spellEnd"/>
-      <w:r>
-        <w:rPr>
-          <w:rFonts w:cs="Times New Roman"/>
-        </w:rPr>
-        <w:t xml:space="preserve">, median </w:t>
-      </w:r>
-      <w:proofErr w:type="spellStart"/>
-      <w:r>
-        <w:rPr>
-          <w:rFonts w:cs="Times New Roman"/>
-        </w:rPr>
-        <w:t>r_eff</w:t>
-      </w:r>
-      <w:proofErr w:type="spellEnd"/>
-      <w:r>
-        <w:rPr>
-          <w:rFonts w:cs="Times New Roman"/>
-        </w:rPr>
-        <w:t>, KDE log likelihood and weighted curve RMSE</w:t>
+        <w:t xml:space="preserve"> r_eff</w:t>
+      </w:r>
+      <w:r>
+        <w:rPr>
+          <w:rFonts w:cs="Times New Roman"/>
+        </w:rPr>
+        <w:t>, median r_eff, KDE log likelihood and weighted curve RMSE</w:t>
       </w:r>
       <w:r>
         <w:rPr>
@@ -3608,15 +3579,7 @@
         <w:t xml:space="preserve">. </w:t>
       </w:r>
       <w:r>
-        <w:t xml:space="preserve">However, </w:t>
-      </w:r>
-      <w:proofErr w:type="spellStart"/>
-      <w:r>
-        <w:t>r_eff</w:t>
-      </w:r>
-      <w:proofErr w:type="spellEnd"/>
-      <w:r>
-        <w:t xml:space="preserve"> is the most efficient </w:t>
+        <w:t xml:space="preserve">However, r_eff is the most efficient </w:t>
       </w:r>
       <w:r>
         <w:t>classifying variable, and its inclusion in the models raises all accuracies above 0.95. It was found that the Rich Tea biscuits had the smallest pore radius</w:t>
